--- a/README.docx
+++ b/README.docx
@@ -4,9 +4,12 @@
   <w:body>
     <w:p>
       <w:pPr>
-        <w:pStyle w:val="IntenseQuote"/>
-        <w:rPr>
-          <w:rStyle w:val="BookTitle"/>
+        <w:jc w:val="center"/>
+        <w:rPr>
+          <w:rStyle w:val="BookTitle"/>
+          <w:i w:val="0"/>
+          <w:iCs w:val="0"/>
+          <w:color w:val="2F5496" w:themeColor="accent1" w:themeShade="BF"/>
           <w:sz w:val="36"/>
           <w:szCs w:val="36"/>
         </w:rPr>
@@ -14,31 +17,37 @@
       <w:r>
         <w:rPr>
           <w:rStyle w:val="BookTitle"/>
+          <w:i w:val="0"/>
+          <w:iCs w:val="0"/>
+          <w:color w:val="2F5496" w:themeColor="accent1" w:themeShade="BF"/>
           <w:sz w:val="36"/>
           <w:szCs w:val="36"/>
         </w:rPr>
         <w:t>CPU Scheduling Simulator</w:t>
       </w:r>
-      <w:r>
-        <w:rPr>
-          <w:rStyle w:val="BookTitle"/>
+    </w:p>
+    <w:p>
+      <w:pPr>
+        <w:jc w:val="center"/>
+        <w:rPr>
+          <w:rStyle w:val="BookTitle"/>
+          <w:b w:val="0"/>
+          <w:bCs w:val="0"/>
           <w:sz w:val="36"/>
           <w:szCs w:val="36"/>
         </w:rPr>
-        <w:br/>
-        <w:t>Round Robin vs SRTF</w:t>
-      </w:r>
-    </w:p>
-    <w:p>
-      <w:pPr>
-        <w:rPr>
-          <w:rStyle w:val="BookTitle"/>
-          <w:b w:val="0"/>
-          <w:bCs w:val="0"/>
+      </w:pPr>
+      <w:r>
+        <w:rPr>
+          <w:rStyle w:val="BookTitle"/>
+          <w:i w:val="0"/>
+          <w:iCs w:val="0"/>
+          <w:color w:val="2F5496" w:themeColor="accent1" w:themeShade="BF"/>
           <w:sz w:val="36"/>
           <w:szCs w:val="36"/>
         </w:rPr>
-      </w:pPr>
+        <w:t>Round Robin vs SJF</w:t>
+      </w:r>
     </w:p>
     <w:p>
       <w:pPr>
@@ -92,7 +101,7 @@
           <w:b w:val="0"/>
           <w:bCs w:val="0"/>
         </w:rPr>
-        <w:t>Round Robin (RR) and Shortest Remaining Time First (SRTF).</w:t>
+        <w:t>Round Robin (RR) and Shortest Job First (SJF).</w:t>
       </w:r>
     </w:p>
     <w:p>
@@ -306,7 +315,9 @@
           <w:szCs w:val="36"/>
         </w:rPr>
       </w:pPr>
-      <w:r>
+    </w:p>
+    <w:p>
+      <w:pPr>
         <w:rPr>
           <w:i/>
           <w:iCs/>
@@ -314,10 +325,10 @@
           <w:sz w:val="36"/>
           <w:szCs w:val="36"/>
         </w:rPr>
-        <w:lastRenderedPageBreak/>
-        <w:t>2.</w:t>
-      </w:r>
-      <w:r>
+      </w:pPr>
+    </w:p>
+    <w:p>
+      <w:pPr>
         <w:rPr>
           <w:i/>
           <w:iCs/>
@@ -325,11 +336,8 @@
           <w:sz w:val="36"/>
           <w:szCs w:val="36"/>
         </w:rPr>
-        <w:t>Algorithms Explanation</w:t>
-      </w:r>
-    </w:p>
-    <w:p>
-      <w:pPr>
+      </w:pPr>
+      <w:r>
         <w:rPr>
           <w:i/>
           <w:iCs/>
@@ -337,8 +345,12 @@
           <w:sz w:val="36"/>
           <w:szCs w:val="36"/>
         </w:rPr>
-      </w:pPr>
-      <w:r>
+        <w:lastRenderedPageBreak/>
+        <w:t>2.Algorithms Explanation</w:t>
+      </w:r>
+    </w:p>
+    <w:p>
+      <w:pPr>
         <w:rPr>
           <w:i/>
           <w:iCs/>
@@ -346,405 +358,8 @@
           <w:sz w:val="36"/>
           <w:szCs w:val="36"/>
         </w:rPr>
-        <w:t>2.1.Round Robin</w:t>
-      </w:r>
-    </w:p>
-    <w:p>
-      <w:pPr>
-        <w:rPr>
-          <w:rStyle w:val="BookTitle"/>
-          <w:b w:val="0"/>
-          <w:bCs w:val="0"/>
-        </w:rPr>
-      </w:pPr>
-      <w:r>
-        <w:rPr>
-          <w:rStyle w:val="BookTitle"/>
-          <w:b w:val="0"/>
-          <w:bCs w:val="0"/>
-        </w:rPr>
-        <w:t>Round Robin is a preemptive CPU scheduling algorithm.</w:t>
-      </w:r>
-    </w:p>
-    <w:p>
-      <w:pPr>
-        <w:rPr>
-          <w:rStyle w:val="BookTitle"/>
-          <w:b w:val="0"/>
-          <w:bCs w:val="0"/>
-        </w:rPr>
-      </w:pPr>
-      <w:r>
-        <w:rPr>
-          <w:rStyle w:val="BookTitle"/>
-          <w:b w:val="0"/>
-          <w:bCs w:val="0"/>
-        </w:rPr>
-        <w:t>Each process receives a fixed time quantum.</w:t>
-      </w:r>
-    </w:p>
-    <w:p>
-      <w:pPr>
-        <w:rPr>
-          <w:rStyle w:val="BookTitle"/>
-          <w:b w:val="0"/>
-          <w:bCs w:val="0"/>
-        </w:rPr>
-      </w:pPr>
-      <w:r>
-        <w:rPr>
-          <w:rStyle w:val="BookTitle"/>
-          <w:b w:val="0"/>
-          <w:bCs w:val="0"/>
-        </w:rPr>
-        <w:t>If the process does not finish during its quantum,</w:t>
-      </w:r>
-    </w:p>
-    <w:p>
-      <w:pPr>
-        <w:rPr>
-          <w:rStyle w:val="BookTitle"/>
-          <w:b w:val="0"/>
-          <w:bCs w:val="0"/>
-        </w:rPr>
-      </w:pPr>
-      <w:r>
-        <w:rPr>
-          <w:rStyle w:val="BookTitle"/>
-          <w:b w:val="0"/>
-          <w:bCs w:val="0"/>
-        </w:rPr>
-        <w:t>it is moved to the end of the ready queue.</w:t>
-      </w:r>
-    </w:p>
-    <w:p>
-      <w:pPr>
-        <w:rPr>
-          <w:rStyle w:val="BookTitle"/>
-          <w:b w:val="0"/>
-          <w:bCs w:val="0"/>
-          <w:sz w:val="28"/>
-          <w:szCs w:val="28"/>
-        </w:rPr>
-      </w:pPr>
-      <w:r>
-        <w:rPr>
-          <w:rStyle w:val="BookTitle"/>
-          <w:b w:val="0"/>
-          <w:bCs w:val="0"/>
-          <w:sz w:val="28"/>
-          <w:szCs w:val="28"/>
-        </w:rPr>
-        <w:t>Advantages:</w:t>
-      </w:r>
-    </w:p>
-    <w:p>
-      <w:pPr>
-        <w:rPr>
-          <w:rStyle w:val="BookTitle"/>
-          <w:b w:val="0"/>
-          <w:bCs w:val="0"/>
-        </w:rPr>
-      </w:pPr>
-      <w:r>
-        <w:rPr>
-          <w:rStyle w:val="BookTitle"/>
-          <w:b w:val="0"/>
-          <w:bCs w:val="0"/>
-        </w:rPr>
-        <w:t>- Fair scheduling</w:t>
-      </w:r>
-    </w:p>
-    <w:p>
-      <w:pPr>
-        <w:rPr>
-          <w:rStyle w:val="BookTitle"/>
-          <w:b w:val="0"/>
-          <w:bCs w:val="0"/>
-        </w:rPr>
-      </w:pPr>
-      <w:r>
-        <w:rPr>
-          <w:rStyle w:val="BookTitle"/>
-          <w:b w:val="0"/>
-          <w:bCs w:val="0"/>
-        </w:rPr>
-        <w:t>- Good response time</w:t>
-      </w:r>
-    </w:p>
-    <w:p>
-      <w:pPr>
-        <w:rPr>
-          <w:rStyle w:val="BookTitle"/>
-          <w:b w:val="0"/>
-          <w:bCs w:val="0"/>
-        </w:rPr>
-      </w:pPr>
-      <w:r>
-        <w:rPr>
-          <w:rStyle w:val="BookTitle"/>
-          <w:b w:val="0"/>
-          <w:bCs w:val="0"/>
-        </w:rPr>
-        <w:t>- Suitable for interactive systems</w:t>
-      </w:r>
-    </w:p>
-    <w:p>
-      <w:pPr>
-        <w:rPr>
-          <w:rStyle w:val="BookTitle"/>
-          <w:b w:val="0"/>
-          <w:bCs w:val="0"/>
-          <w:sz w:val="28"/>
-          <w:szCs w:val="28"/>
-        </w:rPr>
-      </w:pPr>
-      <w:r>
-        <w:rPr>
-          <w:rStyle w:val="BookTitle"/>
-          <w:b w:val="0"/>
-          <w:bCs w:val="0"/>
-          <w:sz w:val="28"/>
-          <w:szCs w:val="28"/>
-        </w:rPr>
-        <w:t>Disadvantages:</w:t>
-      </w:r>
-    </w:p>
-    <w:p>
-      <w:pPr>
-        <w:rPr>
-          <w:rStyle w:val="BookTitle"/>
-          <w:b w:val="0"/>
-          <w:bCs w:val="0"/>
-        </w:rPr>
-      </w:pPr>
-      <w:r>
-        <w:rPr>
-          <w:rStyle w:val="BookTitle"/>
-          <w:b w:val="0"/>
-          <w:bCs w:val="0"/>
-        </w:rPr>
-        <w:t>- High context switching overhead</w:t>
-      </w:r>
-    </w:p>
-    <w:p>
-      <w:pPr>
-        <w:rPr>
-          <w:rStyle w:val="BookTitle"/>
-          <w:b w:val="0"/>
-          <w:bCs w:val="0"/>
-        </w:rPr>
-      </w:pPr>
-      <w:r>
-        <w:rPr>
-          <w:rStyle w:val="BookTitle"/>
-          <w:b w:val="0"/>
-          <w:bCs w:val="0"/>
-        </w:rPr>
-        <w:t>- Performance depends on quantum size</w:t>
-      </w:r>
-    </w:p>
-    <w:p>
-      <w:pPr>
-        <w:rPr>
-          <w:rStyle w:val="BookTitle"/>
-          <w:b w:val="0"/>
-          <w:bCs w:val="0"/>
-          <w:sz w:val="36"/>
-          <w:szCs w:val="36"/>
-        </w:rPr>
-      </w:pPr>
-      <w:r>
-        <w:rPr>
-          <w:rStyle w:val="BookTitle"/>
-          <w:b w:val="0"/>
-          <w:bCs w:val="0"/>
-          <w:sz w:val="36"/>
-          <w:szCs w:val="36"/>
-        </w:rPr>
-        <w:t>2.2.srtf</w:t>
-      </w:r>
-    </w:p>
-    <w:p>
-      <w:pPr>
-        <w:rPr>
-          <w:rStyle w:val="BookTitle"/>
-          <w:b w:val="0"/>
-          <w:bCs w:val="0"/>
-        </w:rPr>
-      </w:pPr>
-      <w:r>
-        <w:rPr>
-          <w:rStyle w:val="BookTitle"/>
-          <w:b w:val="0"/>
-          <w:bCs w:val="0"/>
-        </w:rPr>
-        <w:t>Shortest Remaining Time First (SRTF) is the preemptive version</w:t>
-      </w:r>
-    </w:p>
-    <w:p>
-      <w:pPr>
-        <w:rPr>
-          <w:rStyle w:val="BookTitle"/>
-          <w:b w:val="0"/>
-          <w:bCs w:val="0"/>
-        </w:rPr>
-      </w:pPr>
-      <w:r>
-        <w:rPr>
-          <w:rStyle w:val="BookTitle"/>
-          <w:b w:val="0"/>
-          <w:bCs w:val="0"/>
-        </w:rPr>
-        <w:t>of Shortest Job First (SJF).</w:t>
-      </w:r>
-    </w:p>
-    <w:p>
-      <w:pPr>
-        <w:rPr>
-          <w:rStyle w:val="BookTitle"/>
-          <w:b w:val="0"/>
-          <w:bCs w:val="0"/>
-        </w:rPr>
-      </w:pPr>
-      <w:r>
-        <w:rPr>
-          <w:rStyle w:val="BookTitle"/>
-          <w:b w:val="0"/>
-          <w:bCs w:val="0"/>
-        </w:rPr>
-        <w:t>The scheduler always selects the process with the smallest</w:t>
-      </w:r>
-    </w:p>
-    <w:p>
-      <w:pPr>
-        <w:rPr>
-          <w:rStyle w:val="BookTitle"/>
-          <w:b w:val="0"/>
-          <w:bCs w:val="0"/>
-        </w:rPr>
-      </w:pPr>
-      <w:r>
-        <w:rPr>
-          <w:rStyle w:val="BookTitle"/>
-          <w:b w:val="0"/>
-          <w:bCs w:val="0"/>
-        </w:rPr>
-        <w:t>remaining burst time.</w:t>
-      </w:r>
-    </w:p>
-    <w:p>
-      <w:pPr>
-        <w:rPr>
-          <w:rStyle w:val="BookTitle"/>
-          <w:b w:val="0"/>
-          <w:bCs w:val="0"/>
-          <w:sz w:val="28"/>
-          <w:szCs w:val="28"/>
-        </w:rPr>
-      </w:pPr>
-      <w:r>
-        <w:rPr>
-          <w:rStyle w:val="BookTitle"/>
-          <w:b w:val="0"/>
-          <w:bCs w:val="0"/>
-          <w:sz w:val="28"/>
-          <w:szCs w:val="28"/>
-        </w:rPr>
-        <w:t>Advantages:</w:t>
-      </w:r>
-    </w:p>
-    <w:p>
-      <w:pPr>
-        <w:rPr>
-          <w:rStyle w:val="BookTitle"/>
-          <w:b w:val="0"/>
-          <w:bCs w:val="0"/>
-        </w:rPr>
-      </w:pPr>
-      <w:r>
-        <w:rPr>
-          <w:rStyle w:val="BookTitle"/>
-          <w:b w:val="0"/>
-          <w:bCs w:val="0"/>
-        </w:rPr>
-        <w:t>- Minimum average waiting time</w:t>
-      </w:r>
-    </w:p>
-    <w:p>
-      <w:pPr>
-        <w:rPr>
-          <w:rStyle w:val="BookTitle"/>
-          <w:b w:val="0"/>
-          <w:bCs w:val="0"/>
-        </w:rPr>
-      </w:pPr>
-      <w:r>
-        <w:rPr>
-          <w:rStyle w:val="BookTitle"/>
-          <w:b w:val="0"/>
-          <w:bCs w:val="0"/>
-        </w:rPr>
-        <w:t>- Efficient for short processes</w:t>
-      </w:r>
-    </w:p>
-    <w:p>
-      <w:pPr>
-        <w:rPr>
-          <w:rStyle w:val="BookTitle"/>
-          <w:b w:val="0"/>
-          <w:bCs w:val="0"/>
-          <w:sz w:val="28"/>
-          <w:szCs w:val="28"/>
-        </w:rPr>
-      </w:pPr>
-      <w:r>
-        <w:rPr>
-          <w:rStyle w:val="BookTitle"/>
-          <w:b w:val="0"/>
-          <w:bCs w:val="0"/>
-          <w:sz w:val="28"/>
-          <w:szCs w:val="28"/>
-        </w:rPr>
-        <w:t>Disadvantages:</w:t>
-      </w:r>
-    </w:p>
-    <w:p>
-      <w:pPr>
-        <w:rPr>
-          <w:rStyle w:val="BookTitle"/>
-          <w:b w:val="0"/>
-          <w:bCs w:val="0"/>
-        </w:rPr>
-      </w:pPr>
-      <w:r>
-        <w:rPr>
-          <w:rStyle w:val="BookTitle"/>
-          <w:b w:val="0"/>
-          <w:bCs w:val="0"/>
-        </w:rPr>
-        <w:t>- Starvation of long processes</w:t>
-      </w:r>
-    </w:p>
-    <w:p>
-      <w:pPr>
-        <w:rPr>
-          <w:rStyle w:val="BookTitle"/>
-          <w:b w:val="0"/>
-          <w:bCs w:val="0"/>
-        </w:rPr>
-      </w:pPr>
-      <w:r>
-        <w:rPr>
-          <w:rStyle w:val="BookTitle"/>
-          <w:b w:val="0"/>
-          <w:bCs w:val="0"/>
-        </w:rPr>
-        <w:t>- Requires burst time prediction</w:t>
-      </w:r>
-    </w:p>
-    <w:p>
-      <w:pPr>
+      </w:pPr>
+      <w:r>
         <w:rPr>
           <w:i/>
           <w:iCs/>
@@ -752,8 +367,483 @@
           <w:sz w:val="36"/>
           <w:szCs w:val="36"/>
         </w:rPr>
-      </w:pPr>
-      <w:r>
+        <w:t>2.1.Round Robin</w:t>
+      </w:r>
+    </w:p>
+    <w:p>
+      <w:pPr>
+        <w:rPr>
+          <w:rStyle w:val="BookTitle"/>
+          <w:b w:val="0"/>
+          <w:bCs w:val="0"/>
+        </w:rPr>
+      </w:pPr>
+      <w:r>
+        <w:rPr>
+          <w:rStyle w:val="BookTitle"/>
+          <w:b w:val="0"/>
+          <w:bCs w:val="0"/>
+        </w:rPr>
+        <w:t>Round Robin is a preemptive CPU scheduling algorithm.</w:t>
+      </w:r>
+    </w:p>
+    <w:p>
+      <w:pPr>
+        <w:rPr>
+          <w:rStyle w:val="BookTitle"/>
+          <w:b w:val="0"/>
+          <w:bCs w:val="0"/>
+        </w:rPr>
+      </w:pPr>
+      <w:r>
+        <w:rPr>
+          <w:rStyle w:val="BookTitle"/>
+          <w:b w:val="0"/>
+          <w:bCs w:val="0"/>
+        </w:rPr>
+        <w:t>Each process receives a fixed time quantum.</w:t>
+      </w:r>
+    </w:p>
+    <w:p>
+      <w:pPr>
+        <w:rPr>
+          <w:rStyle w:val="BookTitle"/>
+          <w:b w:val="0"/>
+          <w:bCs w:val="0"/>
+        </w:rPr>
+      </w:pPr>
+      <w:r>
+        <w:rPr>
+          <w:rStyle w:val="BookTitle"/>
+          <w:b w:val="0"/>
+          <w:bCs w:val="0"/>
+        </w:rPr>
+        <w:t>If the process does not finish during its quantum,</w:t>
+      </w:r>
+    </w:p>
+    <w:p>
+      <w:pPr>
+        <w:rPr>
+          <w:rStyle w:val="BookTitle"/>
+          <w:b w:val="0"/>
+          <w:bCs w:val="0"/>
+        </w:rPr>
+      </w:pPr>
+      <w:r>
+        <w:rPr>
+          <w:rStyle w:val="BookTitle"/>
+          <w:b w:val="0"/>
+          <w:bCs w:val="0"/>
+        </w:rPr>
+        <w:t>it is moved to the end of the ready queue.</w:t>
+      </w:r>
+    </w:p>
+    <w:p>
+      <w:pPr>
+        <w:rPr>
+          <w:rStyle w:val="BookTitle"/>
+          <w:b w:val="0"/>
+          <w:bCs w:val="0"/>
+          <w:sz w:val="28"/>
+          <w:szCs w:val="28"/>
+        </w:rPr>
+      </w:pPr>
+      <w:r>
+        <w:rPr>
+          <w:rStyle w:val="BookTitle"/>
+          <w:b w:val="0"/>
+          <w:bCs w:val="0"/>
+          <w:sz w:val="28"/>
+          <w:szCs w:val="28"/>
+        </w:rPr>
+        <w:t>Advantages:</w:t>
+      </w:r>
+    </w:p>
+    <w:p>
+      <w:pPr>
+        <w:rPr>
+          <w:rStyle w:val="BookTitle"/>
+          <w:b w:val="0"/>
+          <w:bCs w:val="0"/>
+          <w:sz w:val="20"/>
+          <w:szCs w:val="20"/>
+        </w:rPr>
+      </w:pPr>
+      <w:r>
+        <w:rPr>
+          <w:rStyle w:val="BookTitle"/>
+          <w:b w:val="0"/>
+          <w:bCs w:val="0"/>
+          <w:sz w:val="20"/>
+          <w:szCs w:val="20"/>
+        </w:rPr>
+        <w:t>- Fair scheduling</w:t>
+      </w:r>
+    </w:p>
+    <w:p>
+      <w:pPr>
+        <w:rPr>
+          <w:rStyle w:val="BookTitle"/>
+          <w:b w:val="0"/>
+          <w:bCs w:val="0"/>
+          <w:sz w:val="20"/>
+          <w:szCs w:val="20"/>
+        </w:rPr>
+      </w:pPr>
+      <w:r>
+        <w:rPr>
+          <w:rStyle w:val="BookTitle"/>
+          <w:b w:val="0"/>
+          <w:bCs w:val="0"/>
+          <w:sz w:val="20"/>
+          <w:szCs w:val="20"/>
+        </w:rPr>
+        <w:t>- Good response time</w:t>
+      </w:r>
+    </w:p>
+    <w:p>
+      <w:pPr>
+        <w:rPr>
+          <w:rStyle w:val="BookTitle"/>
+          <w:b w:val="0"/>
+          <w:bCs w:val="0"/>
+          <w:sz w:val="20"/>
+          <w:szCs w:val="20"/>
+        </w:rPr>
+      </w:pPr>
+      <w:r>
+        <w:rPr>
+          <w:rStyle w:val="BookTitle"/>
+          <w:b w:val="0"/>
+          <w:bCs w:val="0"/>
+          <w:sz w:val="20"/>
+          <w:szCs w:val="20"/>
+        </w:rPr>
+        <w:t>- Suitable for interactive systems</w:t>
+      </w:r>
+    </w:p>
+    <w:p>
+      <w:pPr>
+        <w:rPr>
+          <w:rStyle w:val="BookTitle"/>
+          <w:b w:val="0"/>
+          <w:bCs w:val="0"/>
+          <w:sz w:val="28"/>
+          <w:szCs w:val="28"/>
+        </w:rPr>
+      </w:pPr>
+      <w:r>
+        <w:rPr>
+          <w:rStyle w:val="BookTitle"/>
+          <w:b w:val="0"/>
+          <w:bCs w:val="0"/>
+          <w:sz w:val="28"/>
+          <w:szCs w:val="28"/>
+        </w:rPr>
+        <w:t>Disadvantages:</w:t>
+      </w:r>
+    </w:p>
+    <w:p>
+      <w:pPr>
+        <w:rPr>
+          <w:rStyle w:val="BookTitle"/>
+          <w:b w:val="0"/>
+          <w:bCs w:val="0"/>
+          <w:sz w:val="20"/>
+          <w:szCs w:val="20"/>
+        </w:rPr>
+      </w:pPr>
+      <w:r>
+        <w:rPr>
+          <w:rStyle w:val="BookTitle"/>
+          <w:b w:val="0"/>
+          <w:bCs w:val="0"/>
+          <w:sz w:val="20"/>
+          <w:szCs w:val="20"/>
+        </w:rPr>
+        <w:t>- High context switching overhead</w:t>
+      </w:r>
+    </w:p>
+    <w:p>
+      <w:pPr>
+        <w:rPr>
+          <w:rStyle w:val="BookTitle"/>
+          <w:b w:val="0"/>
+          <w:bCs w:val="0"/>
+          <w:sz w:val="20"/>
+          <w:szCs w:val="20"/>
+        </w:rPr>
+      </w:pPr>
+      <w:r>
+        <w:rPr>
+          <w:rStyle w:val="BookTitle"/>
+          <w:b w:val="0"/>
+          <w:bCs w:val="0"/>
+          <w:sz w:val="20"/>
+          <w:szCs w:val="20"/>
+        </w:rPr>
+        <w:t>- Performance depends on quantum size</w:t>
+      </w:r>
+    </w:p>
+    <w:p>
+      <w:pPr>
+        <w:rPr>
+          <w:rStyle w:val="BookTitle"/>
+          <w:b w:val="0"/>
+          <w:bCs w:val="0"/>
+          <w:sz w:val="36"/>
+          <w:szCs w:val="36"/>
+        </w:rPr>
+      </w:pPr>
+      <w:r>
+        <w:rPr>
+          <w:rStyle w:val="BookTitle"/>
+          <w:b w:val="0"/>
+          <w:bCs w:val="0"/>
+          <w:sz w:val="36"/>
+          <w:szCs w:val="36"/>
+        </w:rPr>
+        <w:t>2.2. SJF</w:t>
+      </w:r>
+    </w:p>
+    <w:p>
+      <w:pPr>
+        <w:rPr>
+          <w:rStyle w:val="BookTitle"/>
+          <w:b w:val="0"/>
+          <w:bCs w:val="0"/>
+        </w:rPr>
+      </w:pPr>
+      <w:r>
+        <w:rPr>
+          <w:rStyle w:val="BookTitle"/>
+          <w:b w:val="0"/>
+          <w:bCs w:val="0"/>
+        </w:rPr>
+        <w:t>Shortest Job First (SJF) is a CPU scheduling algorithm</w:t>
+      </w:r>
+    </w:p>
+    <w:p>
+      <w:pPr>
+        <w:rPr>
+          <w:rStyle w:val="BookTitle"/>
+          <w:b w:val="0"/>
+          <w:bCs w:val="0"/>
+        </w:rPr>
+      </w:pPr>
+      <w:r>
+        <w:rPr>
+          <w:rStyle w:val="BookTitle"/>
+          <w:b w:val="0"/>
+          <w:bCs w:val="0"/>
+        </w:rPr>
+        <w:t>that selects the process with the shortest burst time.</w:t>
+      </w:r>
+    </w:p>
+    <w:p>
+      <w:pPr>
+        <w:rPr>
+          <w:rStyle w:val="BookTitle"/>
+          <w:b w:val="0"/>
+          <w:bCs w:val="0"/>
+        </w:rPr>
+      </w:pPr>
+      <w:r>
+        <w:rPr>
+          <w:rStyle w:val="BookTitle"/>
+          <w:b w:val="0"/>
+          <w:bCs w:val="0"/>
+        </w:rPr>
+        <w:t>In this project, the non-preemptive version of SJF is used.</w:t>
+      </w:r>
+    </w:p>
+    <w:p>
+      <w:pPr>
+        <w:rPr>
+          <w:rStyle w:val="BookTitle"/>
+          <w:b w:val="0"/>
+          <w:bCs w:val="0"/>
+        </w:rPr>
+      </w:pPr>
+      <w:r>
+        <w:rPr>
+          <w:rStyle w:val="BookTitle"/>
+          <w:b w:val="0"/>
+          <w:bCs w:val="0"/>
+        </w:rPr>
+        <w:t>Once a process starts execution, it continues until completion.</w:t>
+      </w:r>
+    </w:p>
+    <w:p>
+      <w:pPr>
+        <w:rPr>
+          <w:rStyle w:val="BookTitle"/>
+          <w:b w:val="0"/>
+          <w:bCs w:val="0"/>
+          <w:sz w:val="28"/>
+          <w:szCs w:val="28"/>
+        </w:rPr>
+      </w:pPr>
+      <w:r>
+        <w:rPr>
+          <w:rStyle w:val="BookTitle"/>
+          <w:b w:val="0"/>
+          <w:bCs w:val="0"/>
+          <w:sz w:val="28"/>
+          <w:szCs w:val="28"/>
+        </w:rPr>
+        <w:t>Advantages:</w:t>
+      </w:r>
+    </w:p>
+    <w:p>
+      <w:pPr>
+        <w:rPr>
+          <w:rStyle w:val="BookTitle"/>
+          <w:b w:val="0"/>
+          <w:bCs w:val="0"/>
+          <w:sz w:val="20"/>
+          <w:szCs w:val="20"/>
+        </w:rPr>
+      </w:pPr>
+      <w:r>
+        <w:rPr>
+          <w:rStyle w:val="BookTitle"/>
+          <w:b w:val="0"/>
+          <w:bCs w:val="0"/>
+          <w:sz w:val="20"/>
+          <w:szCs w:val="20"/>
+        </w:rPr>
+        <w:t>- Low average waiting time</w:t>
+      </w:r>
+    </w:p>
+    <w:p>
+      <w:pPr>
+        <w:rPr>
+          <w:rStyle w:val="BookTitle"/>
+          <w:b w:val="0"/>
+          <w:bCs w:val="0"/>
+          <w:sz w:val="20"/>
+          <w:szCs w:val="20"/>
+        </w:rPr>
+      </w:pPr>
+      <w:r>
+        <w:rPr>
+          <w:rStyle w:val="BookTitle"/>
+          <w:b w:val="0"/>
+          <w:bCs w:val="0"/>
+          <w:sz w:val="20"/>
+          <w:szCs w:val="20"/>
+        </w:rPr>
+        <w:t>- Efficient for short processes</w:t>
+      </w:r>
+    </w:p>
+    <w:p>
+      <w:pPr>
+        <w:rPr>
+          <w:rStyle w:val="BookTitle"/>
+          <w:b w:val="0"/>
+          <w:bCs w:val="0"/>
+          <w:sz w:val="20"/>
+          <w:szCs w:val="20"/>
+        </w:rPr>
+      </w:pPr>
+      <w:r>
+        <w:rPr>
+          <w:rStyle w:val="BookTitle"/>
+          <w:b w:val="0"/>
+          <w:bCs w:val="0"/>
+          <w:sz w:val="20"/>
+          <w:szCs w:val="20"/>
+        </w:rPr>
+        <w:t>- Simple scheduling strategy</w:t>
+      </w:r>
+    </w:p>
+    <w:p>
+      <w:pPr>
+        <w:rPr>
+          <w:rStyle w:val="BookTitle"/>
+          <w:b w:val="0"/>
+          <w:bCs w:val="0"/>
+          <w:sz w:val="28"/>
+          <w:szCs w:val="28"/>
+        </w:rPr>
+      </w:pPr>
+      <w:r>
+        <w:rPr>
+          <w:rStyle w:val="BookTitle"/>
+          <w:b w:val="0"/>
+          <w:bCs w:val="0"/>
+          <w:sz w:val="28"/>
+          <w:szCs w:val="28"/>
+        </w:rPr>
+        <w:t>Disadvantages:</w:t>
+      </w:r>
+    </w:p>
+    <w:p>
+      <w:pPr>
+        <w:rPr>
+          <w:rStyle w:val="BookTitle"/>
+          <w:b w:val="0"/>
+          <w:bCs w:val="0"/>
+          <w:sz w:val="20"/>
+          <w:szCs w:val="20"/>
+        </w:rPr>
+      </w:pPr>
+      <w:r>
+        <w:rPr>
+          <w:rStyle w:val="BookTitle"/>
+          <w:b w:val="0"/>
+          <w:bCs w:val="0"/>
+          <w:sz w:val="20"/>
+          <w:szCs w:val="20"/>
+        </w:rPr>
+        <w:t>- Long processes may suffer starvation</w:t>
+      </w:r>
+    </w:p>
+    <w:p>
+      <w:pPr>
+        <w:rPr>
+          <w:rStyle w:val="BookTitle"/>
+          <w:b w:val="0"/>
+          <w:bCs w:val="0"/>
+          <w:sz w:val="20"/>
+          <w:szCs w:val="20"/>
+        </w:rPr>
+      </w:pPr>
+      <w:r>
+        <w:rPr>
+          <w:rStyle w:val="BookTitle"/>
+          <w:b w:val="0"/>
+          <w:bCs w:val="0"/>
+          <w:sz w:val="20"/>
+          <w:szCs w:val="20"/>
+        </w:rPr>
+        <w:t>- Poor fairness in some workloads</w:t>
+      </w:r>
+    </w:p>
+    <w:p>
+      <w:pPr>
+        <w:rPr>
+          <w:rStyle w:val="BookTitle"/>
+          <w:b w:val="0"/>
+          <w:bCs w:val="0"/>
+          <w:sz w:val="20"/>
+          <w:szCs w:val="20"/>
+        </w:rPr>
+      </w:pPr>
+      <w:r>
+        <w:rPr>
+          <w:rStyle w:val="BookTitle"/>
+          <w:b w:val="0"/>
+          <w:bCs w:val="0"/>
+          <w:sz w:val="20"/>
+          <w:szCs w:val="20"/>
+        </w:rPr>
+        <w:t>- Requires knowledge of burst time</w:t>
+      </w:r>
+    </w:p>
+    <w:p>
+      <w:pPr>
         <w:rPr>
           <w:i/>
           <w:iCs/>
@@ -761,9 +851,7 @@
           <w:sz w:val="36"/>
           <w:szCs w:val="36"/>
         </w:rPr>
-        <w:lastRenderedPageBreak/>
-        <w:t>3.</w:t>
-      </w:r>
+      </w:pPr>
       <w:r>
         <w:rPr>
           <w:i/>
@@ -772,382 +860,384 @@
           <w:sz w:val="36"/>
           <w:szCs w:val="36"/>
         </w:rPr>
-        <w:t>System Features</w:t>
-      </w:r>
-    </w:p>
-    <w:p>
-      <w:pPr>
-        <w:rPr>
-          <w:rStyle w:val="BookTitle"/>
-          <w:b w:val="0"/>
-          <w:bCs w:val="0"/>
-          <w:sz w:val="28"/>
-          <w:szCs w:val="28"/>
-        </w:rPr>
-      </w:pPr>
-      <w:r>
-        <w:rPr>
-          <w:rStyle w:val="BookTitle"/>
-          <w:b w:val="0"/>
-          <w:bCs w:val="0"/>
-          <w:sz w:val="28"/>
-          <w:szCs w:val="28"/>
-        </w:rPr>
-        <w:t>The simulator provides the following features:</w:t>
-      </w:r>
-    </w:p>
-    <w:p>
-      <w:pPr>
-        <w:rPr>
-          <w:rStyle w:val="BookTitle"/>
-          <w:b w:val="0"/>
-          <w:bCs w:val="0"/>
-          <w:sz w:val="28"/>
-          <w:szCs w:val="28"/>
-        </w:rPr>
-      </w:pPr>
-      <w:r>
-        <w:rPr>
-          <w:rStyle w:val="BookTitle"/>
-          <w:b w:val="0"/>
-          <w:bCs w:val="0"/>
-          <w:sz w:val="28"/>
-          <w:szCs w:val="28"/>
-        </w:rPr>
-        <w:t>- Dynamic process input</w:t>
-      </w:r>
-    </w:p>
-    <w:p>
-      <w:pPr>
-        <w:rPr>
-          <w:rStyle w:val="BookTitle"/>
-          <w:b w:val="0"/>
-          <w:bCs w:val="0"/>
-          <w:sz w:val="28"/>
-          <w:szCs w:val="28"/>
-        </w:rPr>
-      </w:pPr>
-      <w:r>
-        <w:rPr>
-          <w:rStyle w:val="BookTitle"/>
-          <w:b w:val="0"/>
-          <w:bCs w:val="0"/>
-          <w:sz w:val="28"/>
-          <w:szCs w:val="28"/>
-        </w:rPr>
-        <w:t>- Input validation</w:t>
-      </w:r>
-    </w:p>
-    <w:p>
-      <w:pPr>
-        <w:rPr>
-          <w:rStyle w:val="BookTitle"/>
-          <w:b w:val="0"/>
-          <w:bCs w:val="0"/>
-          <w:sz w:val="28"/>
-          <w:szCs w:val="28"/>
-        </w:rPr>
-      </w:pPr>
-      <w:r>
-        <w:rPr>
-          <w:rStyle w:val="BookTitle"/>
-          <w:b w:val="0"/>
-          <w:bCs w:val="0"/>
-          <w:sz w:val="28"/>
-          <w:szCs w:val="28"/>
-        </w:rPr>
-        <w:t>- Round Robin simulation</w:t>
-      </w:r>
-    </w:p>
-    <w:p>
-      <w:pPr>
-        <w:rPr>
-          <w:rStyle w:val="BookTitle"/>
-          <w:b w:val="0"/>
-          <w:bCs w:val="0"/>
-          <w:sz w:val="28"/>
-          <w:szCs w:val="28"/>
-        </w:rPr>
-      </w:pPr>
-      <w:r>
-        <w:rPr>
-          <w:rStyle w:val="BookTitle"/>
-          <w:b w:val="0"/>
-          <w:bCs w:val="0"/>
-          <w:sz w:val="28"/>
-          <w:szCs w:val="28"/>
-        </w:rPr>
-        <w:t>- SRTF simulation</w:t>
-      </w:r>
-    </w:p>
-    <w:p>
-      <w:pPr>
-        <w:rPr>
-          <w:rStyle w:val="BookTitle"/>
-          <w:b w:val="0"/>
-          <w:bCs w:val="0"/>
-          <w:sz w:val="28"/>
-          <w:szCs w:val="28"/>
-        </w:rPr>
-      </w:pPr>
-      <w:r>
-        <w:rPr>
-          <w:rStyle w:val="BookTitle"/>
-          <w:b w:val="0"/>
-          <w:bCs w:val="0"/>
-          <w:sz w:val="28"/>
-          <w:szCs w:val="28"/>
-        </w:rPr>
-        <w:t>- Separate Gantt charts</w:t>
-      </w:r>
-    </w:p>
-    <w:p>
-      <w:pPr>
-        <w:rPr>
-          <w:rStyle w:val="BookTitle"/>
-          <w:b w:val="0"/>
-          <w:bCs w:val="0"/>
-          <w:sz w:val="28"/>
-          <w:szCs w:val="28"/>
-        </w:rPr>
-      </w:pPr>
-      <w:r>
-        <w:rPr>
-          <w:rStyle w:val="BookTitle"/>
-          <w:b w:val="0"/>
-          <w:bCs w:val="0"/>
-          <w:sz w:val="28"/>
-          <w:szCs w:val="28"/>
-        </w:rPr>
-        <w:t>- Metrics calculation:</w:t>
-      </w:r>
-    </w:p>
-    <w:p>
-      <w:pPr>
-        <w:rPr>
-          <w:rStyle w:val="BookTitle"/>
-          <w:b w:val="0"/>
-          <w:bCs w:val="0"/>
-          <w:sz w:val="28"/>
-          <w:szCs w:val="28"/>
-        </w:rPr>
-      </w:pPr>
-      <w:r>
-        <w:rPr>
-          <w:rStyle w:val="BookTitle"/>
-          <w:b w:val="0"/>
-          <w:bCs w:val="0"/>
-          <w:sz w:val="28"/>
-          <w:szCs w:val="28"/>
-        </w:rPr>
-        <w:t xml:space="preserve">  - Waiting Time (WT)</w:t>
-      </w:r>
-    </w:p>
-    <w:p>
-      <w:pPr>
-        <w:rPr>
-          <w:rStyle w:val="BookTitle"/>
-          <w:b w:val="0"/>
-          <w:bCs w:val="0"/>
-          <w:sz w:val="28"/>
-          <w:szCs w:val="28"/>
-        </w:rPr>
-      </w:pPr>
-      <w:r>
-        <w:rPr>
-          <w:rStyle w:val="BookTitle"/>
-          <w:b w:val="0"/>
-          <w:bCs w:val="0"/>
-          <w:sz w:val="28"/>
-          <w:szCs w:val="28"/>
-        </w:rPr>
-        <w:t xml:space="preserve">  - Turnaround Time (TAT)</w:t>
-      </w:r>
-    </w:p>
-    <w:p>
-      <w:pPr>
-        <w:rPr>
-          <w:rStyle w:val="BookTitle"/>
-          <w:b w:val="0"/>
-          <w:bCs w:val="0"/>
-          <w:sz w:val="28"/>
-          <w:szCs w:val="28"/>
-        </w:rPr>
-      </w:pPr>
-      <w:r>
-        <w:rPr>
-          <w:rStyle w:val="BookTitle"/>
-          <w:b w:val="0"/>
-          <w:bCs w:val="0"/>
-          <w:sz w:val="28"/>
-          <w:szCs w:val="28"/>
-        </w:rPr>
-        <w:t xml:space="preserve">  - Response Time (RT)</w:t>
-      </w:r>
-    </w:p>
-    <w:p>
-      <w:pPr>
-        <w:rPr>
-          <w:rStyle w:val="BookTitle"/>
-          <w:b w:val="0"/>
-          <w:bCs w:val="0"/>
-          <w:sz w:val="28"/>
-          <w:szCs w:val="28"/>
-        </w:rPr>
-      </w:pPr>
-      <w:r>
-        <w:rPr>
-          <w:rStyle w:val="BookTitle"/>
-          <w:b w:val="0"/>
-          <w:bCs w:val="0"/>
-          <w:sz w:val="28"/>
-          <w:szCs w:val="28"/>
-        </w:rPr>
-        <w:t>- Average metrics comparison</w:t>
-      </w:r>
-    </w:p>
-    <w:p>
-      <w:pPr>
-        <w:rPr>
-          <w:rStyle w:val="BookTitle"/>
-          <w:b w:val="0"/>
-          <w:bCs w:val="0"/>
-          <w:sz w:val="28"/>
-          <w:szCs w:val="28"/>
-        </w:rPr>
-      </w:pPr>
-      <w:r>
-        <w:rPr>
-          <w:rStyle w:val="BookTitle"/>
-          <w:b w:val="0"/>
-          <w:bCs w:val="0"/>
-          <w:sz w:val="28"/>
-          <w:szCs w:val="28"/>
-        </w:rPr>
-        <w:t>- Dark mode graphical interface</w:t>
-      </w:r>
-    </w:p>
-    <w:p>
-      <w:pPr>
-        <w:rPr>
-          <w:rStyle w:val="BookTitle"/>
-          <w:b w:val="0"/>
-          <w:bCs w:val="0"/>
-          <w:sz w:val="28"/>
-          <w:szCs w:val="28"/>
-        </w:rPr>
-      </w:pPr>
-    </w:p>
-    <w:p>
-      <w:pPr>
-        <w:rPr>
-          <w:rStyle w:val="BookTitle"/>
-          <w:b w:val="0"/>
-          <w:bCs w:val="0"/>
-          <w:sz w:val="28"/>
-          <w:szCs w:val="28"/>
-        </w:rPr>
-      </w:pPr>
-    </w:p>
-    <w:p>
-      <w:pPr>
-        <w:rPr>
-          <w:rStyle w:val="BookTitle"/>
-          <w:b w:val="0"/>
-          <w:bCs w:val="0"/>
-          <w:sz w:val="28"/>
-          <w:szCs w:val="28"/>
-        </w:rPr>
-      </w:pPr>
-    </w:p>
-    <w:p>
-      <w:pPr>
-        <w:rPr>
-          <w:rStyle w:val="BookTitle"/>
-          <w:b w:val="0"/>
-          <w:bCs w:val="0"/>
-          <w:sz w:val="28"/>
-          <w:szCs w:val="28"/>
-        </w:rPr>
-      </w:pPr>
-    </w:p>
-    <w:p>
-      <w:pPr>
-        <w:rPr>
-          <w:rStyle w:val="BookTitle"/>
-          <w:b w:val="0"/>
-          <w:bCs w:val="0"/>
-          <w:sz w:val="28"/>
-          <w:szCs w:val="28"/>
-        </w:rPr>
-      </w:pPr>
-    </w:p>
-    <w:p>
-      <w:pPr>
-        <w:rPr>
-          <w:rStyle w:val="BookTitle"/>
-          <w:b w:val="0"/>
-          <w:bCs w:val="0"/>
-          <w:sz w:val="28"/>
-          <w:szCs w:val="28"/>
-        </w:rPr>
-      </w:pPr>
-    </w:p>
-    <w:p>
-      <w:pPr>
-        <w:rPr>
-          <w:rStyle w:val="BookTitle"/>
-          <w:b w:val="0"/>
-          <w:bCs w:val="0"/>
-          <w:sz w:val="28"/>
-          <w:szCs w:val="28"/>
-        </w:rPr>
-      </w:pPr>
-    </w:p>
-    <w:p>
-      <w:pPr>
-        <w:rPr>
-          <w:rStyle w:val="BookTitle"/>
-          <w:b w:val="0"/>
-          <w:bCs w:val="0"/>
-          <w:sz w:val="28"/>
-          <w:szCs w:val="28"/>
-        </w:rPr>
-      </w:pPr>
-    </w:p>
-    <w:p>
-      <w:pPr>
-        <w:rPr>
-          <w:rStyle w:val="BookTitle"/>
-          <w:b w:val="0"/>
-          <w:bCs w:val="0"/>
-          <w:sz w:val="28"/>
-          <w:szCs w:val="28"/>
-        </w:rPr>
-      </w:pPr>
-    </w:p>
-    <w:p>
-      <w:pPr>
-        <w:rPr>
-          <w:rStyle w:val="BookTitle"/>
-          <w:b w:val="0"/>
-          <w:bCs w:val="0"/>
-          <w:sz w:val="28"/>
-          <w:szCs w:val="28"/>
-        </w:rPr>
-      </w:pPr>
-    </w:p>
-    <w:p>
-      <w:pPr>
-        <w:rPr>
-          <w:rStyle w:val="BookTitle"/>
-          <w:b w:val="0"/>
-          <w:bCs w:val="0"/>
+        <w:lastRenderedPageBreak/>
+        <w:t>3.</w:t>
+      </w:r>
+      <w:r>
+        <w:rPr>
+          <w:i/>
+          <w:iCs/>
+          <w:spacing w:val="5"/>
           <w:sz w:val="36"/>
           <w:szCs w:val="36"/>
         </w:rPr>
-      </w:pPr>
-      <w:r>
+        <w:t>System Features</w:t>
+      </w:r>
+    </w:p>
+    <w:p>
+      <w:pPr>
+        <w:rPr>
+          <w:rStyle w:val="BookTitle"/>
+          <w:b w:val="0"/>
+          <w:bCs w:val="0"/>
+          <w:sz w:val="28"/>
+          <w:szCs w:val="28"/>
+        </w:rPr>
+      </w:pPr>
+      <w:r>
+        <w:rPr>
+          <w:rStyle w:val="BookTitle"/>
+          <w:b w:val="0"/>
+          <w:bCs w:val="0"/>
+          <w:sz w:val="28"/>
+          <w:szCs w:val="28"/>
+        </w:rPr>
+        <w:t>The simulator provides the following features:</w:t>
+      </w:r>
+    </w:p>
+    <w:p>
+      <w:pPr>
+        <w:rPr>
+          <w:rStyle w:val="BookTitle"/>
+          <w:b w:val="0"/>
+          <w:bCs w:val="0"/>
+          <w:sz w:val="28"/>
+          <w:szCs w:val="28"/>
+        </w:rPr>
+      </w:pPr>
+      <w:r>
+        <w:rPr>
+          <w:rStyle w:val="BookTitle"/>
+          <w:b w:val="0"/>
+          <w:bCs w:val="0"/>
+          <w:sz w:val="28"/>
+          <w:szCs w:val="28"/>
+        </w:rPr>
+        <w:t>- Dynamic process input</w:t>
+      </w:r>
+    </w:p>
+    <w:p>
+      <w:pPr>
+        <w:rPr>
+          <w:rStyle w:val="BookTitle"/>
+          <w:b w:val="0"/>
+          <w:bCs w:val="0"/>
+          <w:sz w:val="28"/>
+          <w:szCs w:val="28"/>
+        </w:rPr>
+      </w:pPr>
+      <w:r>
+        <w:rPr>
+          <w:rStyle w:val="BookTitle"/>
+          <w:b w:val="0"/>
+          <w:bCs w:val="0"/>
+          <w:sz w:val="28"/>
+          <w:szCs w:val="28"/>
+        </w:rPr>
+        <w:t>- Input validation</w:t>
+      </w:r>
+    </w:p>
+    <w:p>
+      <w:pPr>
+        <w:rPr>
+          <w:rStyle w:val="BookTitle"/>
+          <w:b w:val="0"/>
+          <w:bCs w:val="0"/>
+          <w:sz w:val="28"/>
+          <w:szCs w:val="28"/>
+        </w:rPr>
+      </w:pPr>
+      <w:r>
+        <w:rPr>
+          <w:rStyle w:val="BookTitle"/>
+          <w:b w:val="0"/>
+          <w:bCs w:val="0"/>
+          <w:sz w:val="28"/>
+          <w:szCs w:val="28"/>
+        </w:rPr>
+        <w:t>- Round Robin simulation</w:t>
+      </w:r>
+    </w:p>
+    <w:p>
+      <w:pPr>
+        <w:rPr>
+          <w:rStyle w:val="BookTitle"/>
+          <w:b w:val="0"/>
+          <w:bCs w:val="0"/>
+          <w:sz w:val="28"/>
+          <w:szCs w:val="28"/>
+        </w:rPr>
+      </w:pPr>
+      <w:r>
+        <w:rPr>
+          <w:rStyle w:val="BookTitle"/>
+          <w:b w:val="0"/>
+          <w:bCs w:val="0"/>
+          <w:sz w:val="28"/>
+          <w:szCs w:val="28"/>
+        </w:rPr>
+        <w:t>- SJF simulation</w:t>
+      </w:r>
+    </w:p>
+    <w:p>
+      <w:pPr>
+        <w:rPr>
+          <w:rStyle w:val="BookTitle"/>
+          <w:b w:val="0"/>
+          <w:bCs w:val="0"/>
+          <w:sz w:val="28"/>
+          <w:szCs w:val="28"/>
+        </w:rPr>
+      </w:pPr>
+      <w:r>
+        <w:rPr>
+          <w:rStyle w:val="BookTitle"/>
+          <w:b w:val="0"/>
+          <w:bCs w:val="0"/>
+          <w:sz w:val="28"/>
+          <w:szCs w:val="28"/>
+        </w:rPr>
+        <w:t>- Separate Gantt charts</w:t>
+      </w:r>
+    </w:p>
+    <w:p>
+      <w:pPr>
+        <w:rPr>
+          <w:rStyle w:val="BookTitle"/>
+          <w:b w:val="0"/>
+          <w:bCs w:val="0"/>
+          <w:sz w:val="28"/>
+          <w:szCs w:val="28"/>
+        </w:rPr>
+      </w:pPr>
+      <w:r>
+        <w:rPr>
+          <w:rStyle w:val="BookTitle"/>
+          <w:b w:val="0"/>
+          <w:bCs w:val="0"/>
+          <w:sz w:val="28"/>
+          <w:szCs w:val="28"/>
+        </w:rPr>
+        <w:t>- Metrics calculation:</w:t>
+      </w:r>
+    </w:p>
+    <w:p>
+      <w:pPr>
+        <w:rPr>
+          <w:rStyle w:val="BookTitle"/>
+          <w:b w:val="0"/>
+          <w:bCs w:val="0"/>
+          <w:sz w:val="28"/>
+          <w:szCs w:val="28"/>
+        </w:rPr>
+      </w:pPr>
+      <w:r>
+        <w:rPr>
+          <w:rStyle w:val="BookTitle"/>
+          <w:b w:val="0"/>
+          <w:bCs w:val="0"/>
+          <w:sz w:val="28"/>
+          <w:szCs w:val="28"/>
+        </w:rPr>
+        <w:t xml:space="preserve">  - Waiting Time (WT)</w:t>
+      </w:r>
+    </w:p>
+    <w:p>
+      <w:pPr>
+        <w:rPr>
+          <w:rStyle w:val="BookTitle"/>
+          <w:b w:val="0"/>
+          <w:bCs w:val="0"/>
+          <w:sz w:val="28"/>
+          <w:szCs w:val="28"/>
+        </w:rPr>
+      </w:pPr>
+      <w:r>
+        <w:rPr>
+          <w:rStyle w:val="BookTitle"/>
+          <w:b w:val="0"/>
+          <w:bCs w:val="0"/>
+          <w:sz w:val="28"/>
+          <w:szCs w:val="28"/>
+        </w:rPr>
+        <w:t xml:space="preserve">  - Turnaround Time (TAT)</w:t>
+      </w:r>
+    </w:p>
+    <w:p>
+      <w:pPr>
+        <w:rPr>
+          <w:rStyle w:val="BookTitle"/>
+          <w:b w:val="0"/>
+          <w:bCs w:val="0"/>
+          <w:sz w:val="28"/>
+          <w:szCs w:val="28"/>
+        </w:rPr>
+      </w:pPr>
+      <w:r>
+        <w:rPr>
+          <w:rStyle w:val="BookTitle"/>
+          <w:b w:val="0"/>
+          <w:bCs w:val="0"/>
+          <w:sz w:val="28"/>
+          <w:szCs w:val="28"/>
+        </w:rPr>
+        <w:t xml:space="preserve">  - Response Time (RT)</w:t>
+      </w:r>
+    </w:p>
+    <w:p>
+      <w:pPr>
+        <w:rPr>
+          <w:rStyle w:val="BookTitle"/>
+          <w:b w:val="0"/>
+          <w:bCs w:val="0"/>
+          <w:sz w:val="28"/>
+          <w:szCs w:val="28"/>
+        </w:rPr>
+      </w:pPr>
+      <w:r>
+        <w:rPr>
+          <w:rStyle w:val="BookTitle"/>
+          <w:b w:val="0"/>
+          <w:bCs w:val="0"/>
+          <w:sz w:val="28"/>
+          <w:szCs w:val="28"/>
+        </w:rPr>
+        <w:t>- Average metrics comparison</w:t>
+      </w:r>
+    </w:p>
+    <w:p>
+      <w:pPr>
+        <w:rPr>
+          <w:rStyle w:val="BookTitle"/>
+          <w:b w:val="0"/>
+          <w:bCs w:val="0"/>
+          <w:sz w:val="28"/>
+          <w:szCs w:val="28"/>
+        </w:rPr>
+      </w:pPr>
+      <w:r>
+        <w:rPr>
+          <w:rStyle w:val="BookTitle"/>
+          <w:b w:val="0"/>
+          <w:bCs w:val="0"/>
+          <w:sz w:val="28"/>
+          <w:szCs w:val="28"/>
+        </w:rPr>
+        <w:t>- Dark mode graphical interface</w:t>
+      </w:r>
+    </w:p>
+    <w:p>
+      <w:pPr>
+        <w:rPr>
+          <w:rStyle w:val="BookTitle"/>
+          <w:b w:val="0"/>
+          <w:bCs w:val="0"/>
+          <w:sz w:val="28"/>
+          <w:szCs w:val="28"/>
+        </w:rPr>
+      </w:pPr>
+    </w:p>
+    <w:p>
+      <w:pPr>
+        <w:rPr>
+          <w:rStyle w:val="BookTitle"/>
+          <w:b w:val="0"/>
+          <w:bCs w:val="0"/>
+          <w:sz w:val="28"/>
+          <w:szCs w:val="28"/>
+        </w:rPr>
+      </w:pPr>
+    </w:p>
+    <w:p>
+      <w:pPr>
+        <w:rPr>
+          <w:rStyle w:val="BookTitle"/>
+          <w:b w:val="0"/>
+          <w:bCs w:val="0"/>
+          <w:sz w:val="28"/>
+          <w:szCs w:val="28"/>
+        </w:rPr>
+      </w:pPr>
+    </w:p>
+    <w:p>
+      <w:pPr>
+        <w:rPr>
+          <w:rStyle w:val="BookTitle"/>
+          <w:b w:val="0"/>
+          <w:bCs w:val="0"/>
+          <w:sz w:val="28"/>
+          <w:szCs w:val="28"/>
+        </w:rPr>
+      </w:pPr>
+    </w:p>
+    <w:p>
+      <w:pPr>
+        <w:rPr>
+          <w:rStyle w:val="BookTitle"/>
+          <w:b w:val="0"/>
+          <w:bCs w:val="0"/>
+          <w:sz w:val="28"/>
+          <w:szCs w:val="28"/>
+        </w:rPr>
+      </w:pPr>
+    </w:p>
+    <w:p>
+      <w:pPr>
+        <w:rPr>
+          <w:rStyle w:val="BookTitle"/>
+          <w:b w:val="0"/>
+          <w:bCs w:val="0"/>
+          <w:sz w:val="28"/>
+          <w:szCs w:val="28"/>
+        </w:rPr>
+      </w:pPr>
+    </w:p>
+    <w:p>
+      <w:pPr>
+        <w:rPr>
+          <w:rStyle w:val="BookTitle"/>
+          <w:b w:val="0"/>
+          <w:bCs w:val="0"/>
+          <w:sz w:val="28"/>
+          <w:szCs w:val="28"/>
+        </w:rPr>
+      </w:pPr>
+    </w:p>
+    <w:p>
+      <w:pPr>
+        <w:rPr>
+          <w:rStyle w:val="BookTitle"/>
+          <w:b w:val="0"/>
+          <w:bCs w:val="0"/>
+          <w:sz w:val="28"/>
+          <w:szCs w:val="28"/>
+        </w:rPr>
+      </w:pPr>
+    </w:p>
+    <w:p>
+      <w:pPr>
+        <w:rPr>
+          <w:rStyle w:val="BookTitle"/>
+          <w:b w:val="0"/>
+          <w:bCs w:val="0"/>
+          <w:sz w:val="28"/>
+          <w:szCs w:val="28"/>
+        </w:rPr>
+      </w:pPr>
+    </w:p>
+    <w:p>
+      <w:pPr>
+        <w:rPr>
+          <w:rStyle w:val="BookTitle"/>
+          <w:b w:val="0"/>
+          <w:bCs w:val="0"/>
+          <w:sz w:val="28"/>
+          <w:szCs w:val="28"/>
+        </w:rPr>
+      </w:pPr>
+    </w:p>
+    <w:p>
+      <w:pPr>
         <w:rPr>
           <w:rStyle w:val="BookTitle"/>
           <w:b w:val="0"/>
@@ -1155,6 +1245,15 @@
           <w:sz w:val="36"/>
           <w:szCs w:val="36"/>
         </w:rPr>
+      </w:pPr>
+      <w:r>
+        <w:rPr>
+          <w:rStyle w:val="BookTitle"/>
+          <w:b w:val="0"/>
+          <w:bCs w:val="0"/>
+          <w:sz w:val="36"/>
+          <w:szCs w:val="36"/>
+        </w:rPr>
         <w:lastRenderedPageBreak/>
         <w:t>4.</w:t>
       </w:r>
@@ -1193,15 +1292,7 @@
           <w:sz w:val="28"/>
           <w:szCs w:val="28"/>
         </w:rPr>
-        <w:t xml:space="preserve"> </w:t>
-      </w:r>
-      <w:r>
-        <w:rPr>
-          <w:noProof/>
-          <w:sz w:val="28"/>
-          <w:szCs w:val="28"/>
-        </w:rPr>
-        <w:t>Scenario A — Basic Mixed Workload</w:t>
+        <w:t xml:space="preserve"> Scenario A — Basic Mixed Workload</w:t>
       </w:r>
     </w:p>
     <w:p>
@@ -1218,7 +1309,15 @@
           <w:sz w:val="18"/>
           <w:szCs w:val="18"/>
         </w:rPr>
-        <w:t>SRTF produced lower average waiting time because it always selected the shortest remaining process.</w:t>
+        <w:t xml:space="preserve">SJF </w:t>
+      </w:r>
+      <w:r>
+        <w:rPr>
+          <w:noProof/>
+          <w:sz w:val="18"/>
+          <w:szCs w:val="18"/>
+        </w:rPr>
+        <w:t>produced lower average waiting time because it always selected the shortest remaining process.</w:t>
       </w:r>
     </w:p>
     <w:p>
@@ -1250,10 +1349,10 @@
           <w:noProof/>
         </w:rPr>
         <w:drawing>
-          <wp:inline distT="0" distB="0" distL="0" distR="0" wp14:anchorId="2EECE183" wp14:editId="1F9B81DC">
+          <wp:inline distT="0" distB="0" distL="0" distR="0" wp14:anchorId="7701626E" wp14:editId="51F1C5A6">
             <wp:extent cx="5943600" cy="3343275"/>
             <wp:effectExtent l="0" t="0" r="0" b="9525"/>
-            <wp:docPr id="1996893575" name="Picture 1"/>
+            <wp:docPr id="2055984723" name="Picture 1"/>
             <wp:cNvGraphicFramePr>
               <a:graphicFrameLocks xmlns:a="http://schemas.openxmlformats.org/drawingml/2006/main" noChangeAspect="1"/>
             </wp:cNvGraphicFramePr>
@@ -1261,216 +1360,11 @@
               <a:graphicData uri="http://schemas.openxmlformats.org/drawingml/2006/picture">
                 <pic:pic xmlns:pic="http://schemas.openxmlformats.org/drawingml/2006/picture">
                   <pic:nvPicPr>
-                    <pic:cNvPr id="1996893575" name=""/>
+                    <pic:cNvPr id="2055984723" name="Picture 2055984723"/>
                     <pic:cNvPicPr/>
                   </pic:nvPicPr>
                   <pic:blipFill>
-                    <a:blip r:embed="rId4"/>
-                    <a:stretch>
-                      <a:fillRect/>
-                    </a:stretch>
-                  </pic:blipFill>
-                  <pic:spPr>
-                    <a:xfrm>
-                      <a:off x="0" y="0"/>
-                      <a:ext cx="5943600" cy="3343275"/>
-                    </a:xfrm>
-                    <a:prstGeom prst="rect">
-                      <a:avLst/>
-                    </a:prstGeom>
-                  </pic:spPr>
-                </pic:pic>
-              </a:graphicData>
-            </a:graphic>
-          </wp:inline>
-        </w:drawing>
-      </w:r>
-    </w:p>
-    <w:p>
-      <w:pPr>
-        <w:rPr>
-          <w:sz w:val="28"/>
-          <w:szCs w:val="28"/>
-        </w:rPr>
-      </w:pPr>
-    </w:p>
-    <w:p>
-      <w:pPr>
-        <w:rPr>
-          <w:noProof/>
-        </w:rPr>
-      </w:pPr>
-    </w:p>
-    <w:p>
-      <w:pPr>
-        <w:jc w:val="center"/>
-        <w:rPr>
-          <w:sz w:val="28"/>
-          <w:szCs w:val="28"/>
-        </w:rPr>
-      </w:pPr>
-    </w:p>
-    <w:p>
-      <w:pPr>
-        <w:jc w:val="center"/>
-        <w:rPr>
-          <w:sz w:val="28"/>
-          <w:szCs w:val="28"/>
-        </w:rPr>
-      </w:pPr>
-    </w:p>
-    <w:p>
-      <w:pPr>
-        <w:jc w:val="center"/>
-        <w:rPr>
-          <w:sz w:val="28"/>
-          <w:szCs w:val="28"/>
-        </w:rPr>
-      </w:pPr>
-    </w:p>
-    <w:p>
-      <w:pPr>
-        <w:jc w:val="center"/>
-        <w:rPr>
-          <w:sz w:val="28"/>
-          <w:szCs w:val="28"/>
-        </w:rPr>
-      </w:pPr>
-    </w:p>
-    <w:p>
-      <w:pPr>
-        <w:jc w:val="center"/>
-        <w:rPr>
-          <w:sz w:val="28"/>
-          <w:szCs w:val="28"/>
-        </w:rPr>
-      </w:pPr>
-    </w:p>
-    <w:p>
-      <w:pPr>
-        <w:jc w:val="center"/>
-        <w:rPr>
-          <w:sz w:val="28"/>
-          <w:szCs w:val="28"/>
-        </w:rPr>
-      </w:pPr>
-    </w:p>
-    <w:p>
-      <w:pPr>
-        <w:jc w:val="center"/>
-        <w:rPr>
-          <w:sz w:val="28"/>
-          <w:szCs w:val="28"/>
-        </w:rPr>
-      </w:pPr>
-    </w:p>
-    <w:p>
-      <w:pPr>
-        <w:jc w:val="center"/>
-        <w:rPr>
-          <w:sz w:val="28"/>
-          <w:szCs w:val="28"/>
-        </w:rPr>
-      </w:pPr>
-    </w:p>
-    <w:p>
-      <w:pPr>
-        <w:rPr>
-          <w:sz w:val="28"/>
-          <w:szCs w:val="28"/>
-        </w:rPr>
-      </w:pPr>
-      <w:r>
-        <w:rPr>
-          <w:sz w:val="28"/>
-          <w:szCs w:val="28"/>
-        </w:rPr>
-        <w:lastRenderedPageBreak/>
-        <w:t>4.2.</w:t>
-      </w:r>
-      <w:r>
-        <w:t xml:space="preserve"> </w:t>
-      </w:r>
-      <w:r>
-        <w:rPr>
-          <w:sz w:val="28"/>
-          <w:szCs w:val="28"/>
-        </w:rPr>
-        <w:t>Scenario B — Quantum Sensitivity</w:t>
-      </w:r>
-    </w:p>
-    <w:p>
-      <w:pPr>
-        <w:rPr>
-          <w:sz w:val="20"/>
-          <w:szCs w:val="20"/>
-        </w:rPr>
-      </w:pPr>
-      <w:r>
-        <w:rPr>
-          <w:sz w:val="20"/>
-          <w:szCs w:val="20"/>
-        </w:rPr>
-        <w:t>A small quantum improved fairness and response time but increased context-switch overhead.</w:t>
-      </w:r>
-    </w:p>
-    <w:p>
-      <w:pPr>
-        <w:rPr>
-          <w:sz w:val="20"/>
-          <w:szCs w:val="20"/>
-        </w:rPr>
-      </w:pPr>
-      <w:r>
-        <w:rPr>
-          <w:sz w:val="20"/>
-          <w:szCs w:val="20"/>
-        </w:rPr>
-        <w:t>A large quantum caused Round Robin to behave similarly to FCFS.</w:t>
-      </w:r>
-    </w:p>
-    <w:p>
-      <w:pPr>
-        <w:jc w:val="center"/>
-        <w:rPr>
-          <w:noProof/>
-          <w:sz w:val="28"/>
-          <w:szCs w:val="28"/>
-        </w:rPr>
-      </w:pPr>
-    </w:p>
-    <w:p>
-      <w:pPr>
-        <w:jc w:val="center"/>
-        <w:rPr>
-          <w:noProof/>
-          <w:sz w:val="28"/>
-          <w:szCs w:val="28"/>
-        </w:rPr>
-      </w:pPr>
-      <w:r>
-        <w:rPr>
-          <w:noProof/>
-          <w:sz w:val="28"/>
-          <w:szCs w:val="28"/>
-        </w:rPr>
-        <w:drawing>
-          <wp:inline distT="0" distB="0" distL="0" distR="0" wp14:anchorId="2D342388" wp14:editId="4AA885D0">
-            <wp:extent cx="5943600" cy="3343275"/>
-            <wp:effectExtent l="0" t="0" r="0" b="9525"/>
-            <wp:docPr id="1251182964" name="Picture 1"/>
-            <wp:cNvGraphicFramePr>
-              <a:graphicFrameLocks xmlns:a="http://schemas.openxmlformats.org/drawingml/2006/main" noChangeAspect="1"/>
-            </wp:cNvGraphicFramePr>
-            <a:graphic xmlns:a="http://schemas.openxmlformats.org/drawingml/2006/main">
-              <a:graphicData uri="http://schemas.openxmlformats.org/drawingml/2006/picture">
-                <pic:pic xmlns:pic="http://schemas.openxmlformats.org/drawingml/2006/picture">
-                  <pic:nvPicPr>
-                    <pic:cNvPr id="1251182964" name="Picture 1251182964"/>
-                    <pic:cNvPicPr/>
-                  </pic:nvPicPr>
-                  <pic:blipFill>
-                    <a:blip r:embed="rId5" cstate="print">
+                    <a:blip r:embed="rId4" cstate="print">
                       <a:extLst>
                         <a:ext uri="{28A0092B-C50C-407E-A947-70E740481C1C}">
                           <a14:useLocalDpi xmlns:a14="http://schemas.microsoft.com/office/drawing/2010/main" val="0"/>
@@ -1504,17 +1398,213 @@
           <w:szCs w:val="28"/>
         </w:rPr>
       </w:pPr>
-      <w:r>
+    </w:p>
+    <w:p>
+      <w:pPr>
         <w:rPr>
           <w:noProof/>
-          <w:sz w:val="28"/>
-          <w:szCs w:val="28"/>
+        </w:rPr>
+      </w:pPr>
+    </w:p>
+    <w:p>
+      <w:pPr>
+        <w:jc w:val="center"/>
+        <w:rPr>
+          <w:sz w:val="28"/>
+          <w:szCs w:val="28"/>
+        </w:rPr>
+      </w:pPr>
+    </w:p>
+    <w:p>
+      <w:pPr>
+        <w:jc w:val="center"/>
+        <w:rPr>
+          <w:sz w:val="28"/>
+          <w:szCs w:val="28"/>
+        </w:rPr>
+      </w:pPr>
+    </w:p>
+    <w:p>
+      <w:pPr>
+        <w:jc w:val="center"/>
+        <w:rPr>
+          <w:sz w:val="28"/>
+          <w:szCs w:val="28"/>
+        </w:rPr>
+      </w:pPr>
+    </w:p>
+    <w:p>
+      <w:pPr>
+        <w:jc w:val="center"/>
+        <w:rPr>
+          <w:sz w:val="28"/>
+          <w:szCs w:val="28"/>
+        </w:rPr>
+      </w:pPr>
+    </w:p>
+    <w:p>
+      <w:pPr>
+        <w:jc w:val="center"/>
+        <w:rPr>
+          <w:sz w:val="28"/>
+          <w:szCs w:val="28"/>
+        </w:rPr>
+      </w:pPr>
+    </w:p>
+    <w:p>
+      <w:pPr>
+        <w:jc w:val="center"/>
+        <w:rPr>
+          <w:sz w:val="28"/>
+          <w:szCs w:val="28"/>
+        </w:rPr>
+      </w:pPr>
+    </w:p>
+    <w:p>
+      <w:pPr>
+        <w:rPr>
+          <w:noProof/>
+          <w:sz w:val="28"/>
+          <w:szCs w:val="28"/>
+        </w:rPr>
+      </w:pPr>
+    </w:p>
+    <w:p>
+      <w:pPr>
+        <w:jc w:val="center"/>
+        <w:rPr>
+          <w:noProof/>
+          <w:sz w:val="28"/>
+          <w:szCs w:val="28"/>
+        </w:rPr>
+      </w:pPr>
+    </w:p>
+    <w:p>
+      <w:pPr>
+        <w:rPr>
+          <w:sz w:val="28"/>
+          <w:szCs w:val="28"/>
+        </w:rPr>
+      </w:pPr>
+    </w:p>
+    <w:p>
+      <w:pPr>
+        <w:rPr>
+          <w:sz w:val="28"/>
+          <w:szCs w:val="28"/>
+        </w:rPr>
+      </w:pPr>
+      <w:r>
+        <w:rPr>
+          <w:sz w:val="28"/>
+          <w:szCs w:val="28"/>
+        </w:rPr>
+        <w:t>4.</w:t>
+      </w:r>
+      <w:r>
+        <w:rPr>
+          <w:sz w:val="28"/>
+          <w:szCs w:val="28"/>
+        </w:rPr>
+        <w:t>2</w:t>
+      </w:r>
+      <w:r>
+        <w:rPr>
+          <w:sz w:val="28"/>
+          <w:szCs w:val="28"/>
+        </w:rPr>
+        <w:t>.</w:t>
+      </w:r>
+      <w:r>
+        <w:rPr>
+          <w:sz w:val="28"/>
+          <w:szCs w:val="28"/>
+        </w:rPr>
+        <w:t>Scenario</w:t>
+      </w:r>
+      <w:r>
+        <w:rPr>
+          <w:sz w:val="28"/>
+          <w:szCs w:val="28"/>
+        </w:rPr>
+        <w:t xml:space="preserve"> </w:t>
+      </w:r>
+      <w:r>
+        <w:rPr>
+          <w:sz w:val="28"/>
+          <w:szCs w:val="28"/>
+        </w:rPr>
+        <w:t>B</w:t>
+      </w:r>
+      <w:r>
+        <w:rPr>
+          <w:sz w:val="28"/>
+          <w:szCs w:val="28"/>
+        </w:rPr>
+        <w:t>— Short-Job-Heavy Case</w:t>
+      </w:r>
+    </w:p>
+    <w:p>
+      <w:pPr>
+        <w:rPr>
+          <w:sz w:val="20"/>
+          <w:szCs w:val="20"/>
+        </w:rPr>
+      </w:pPr>
+      <w:r>
+        <w:rPr>
+          <w:sz w:val="20"/>
+          <w:szCs w:val="20"/>
+        </w:rPr>
+        <w:t xml:space="preserve">SJF </w:t>
+      </w:r>
+      <w:r>
+        <w:rPr>
+          <w:sz w:val="20"/>
+          <w:szCs w:val="20"/>
+        </w:rPr>
+        <w:t>strongly favored short processes and completed them much faster than Round Robin.</w:t>
+      </w:r>
+    </w:p>
+    <w:p>
+      <w:pPr>
+        <w:rPr>
+          <w:sz w:val="20"/>
+          <w:szCs w:val="20"/>
+        </w:rPr>
+      </w:pPr>
+      <w:r>
+        <w:rPr>
+          <w:sz w:val="20"/>
+          <w:szCs w:val="20"/>
+        </w:rPr>
+        <w:t>Round Robin treated all processes more equally but increased waiting time for short jobs.</w:t>
+      </w:r>
+    </w:p>
+    <w:p>
+      <w:pPr>
+        <w:rPr>
+          <w:sz w:val="28"/>
+          <w:szCs w:val="28"/>
+        </w:rPr>
+      </w:pPr>
+    </w:p>
+    <w:p>
+      <w:pPr>
+        <w:rPr>
+          <w:sz w:val="28"/>
+          <w:szCs w:val="28"/>
+        </w:rPr>
+      </w:pPr>
+      <w:r>
+        <w:rPr>
+          <w:noProof/>
         </w:rPr>
         <w:drawing>
-          <wp:inline distT="0" distB="0" distL="0" distR="0" wp14:anchorId="141E7E19" wp14:editId="64EBF1CF">
-            <wp:extent cx="5942562" cy="3398438"/>
-            <wp:effectExtent l="0" t="0" r="1270" b="0"/>
-            <wp:docPr id="959455882" name="Picture 2"/>
+          <wp:inline distT="0" distB="0" distL="0" distR="0" wp14:anchorId="4CE4E1D3" wp14:editId="33025C96">
+            <wp:extent cx="5943600" cy="3343275"/>
+            <wp:effectExtent l="0" t="0" r="0" b="9525"/>
+            <wp:docPr id="1255506826" name="Picture 1"/>
             <wp:cNvGraphicFramePr>
               <a:graphicFrameLocks xmlns:a="http://schemas.openxmlformats.org/drawingml/2006/main" noChangeAspect="1"/>
             </wp:cNvGraphicFramePr>
@@ -1522,17 +1612,11 @@
               <a:graphicData uri="http://schemas.openxmlformats.org/drawingml/2006/picture">
                 <pic:pic xmlns:pic="http://schemas.openxmlformats.org/drawingml/2006/picture">
                   <pic:nvPicPr>
-                    <pic:cNvPr id="959455882" name="Picture 959455882"/>
+                    <pic:cNvPr id="1255506826" name=""/>
                     <pic:cNvPicPr/>
                   </pic:nvPicPr>
                   <pic:blipFill>
-                    <a:blip r:embed="rId6" cstate="print">
-                      <a:extLst>
-                        <a:ext uri="{28A0092B-C50C-407E-A947-70E740481C1C}">
-                          <a14:useLocalDpi xmlns:a14="http://schemas.microsoft.com/office/drawing/2010/main" val="0"/>
-                        </a:ext>
-                      </a:extLst>
-                    </a:blip>
+                    <a:blip r:embed="rId5"/>
                     <a:stretch>
                       <a:fillRect/>
                     </a:stretch>
@@ -1540,7 +1624,7 @@
                   <pic:spPr>
                     <a:xfrm>
                       <a:off x="0" y="0"/>
-                      <a:ext cx="5981120" cy="3420489"/>
+                      <a:ext cx="5943600" cy="3343275"/>
                     </a:xfrm>
                     <a:prstGeom prst="rect">
                       <a:avLst/>
@@ -1555,70 +1639,221 @@
     </w:p>
     <w:p>
       <w:pPr>
-        <w:rPr>
-          <w:sz w:val="28"/>
-          <w:szCs w:val="28"/>
-        </w:rPr>
-      </w:pPr>
-      <w:r>
-        <w:rPr>
-          <w:sz w:val="28"/>
-          <w:szCs w:val="28"/>
-        </w:rPr>
-        <w:lastRenderedPageBreak/>
-        <w:t>4.3.</w:t>
-      </w:r>
-      <w:r>
-        <w:rPr>
-          <w:sz w:val="28"/>
-          <w:szCs w:val="28"/>
-        </w:rPr>
-        <w:t>Scenario C — Short-Job-Heavy Case</w:t>
-      </w:r>
-    </w:p>
-    <w:p>
-      <w:pPr>
-        <w:rPr>
-          <w:sz w:val="20"/>
-          <w:szCs w:val="20"/>
-        </w:rPr>
-      </w:pPr>
-      <w:r>
-        <w:rPr>
-          <w:sz w:val="20"/>
-          <w:szCs w:val="20"/>
-        </w:rPr>
-        <w:t>SRTF strongly favored short processes and completed them much faster than Round Robin.</w:t>
-      </w:r>
-    </w:p>
-    <w:p>
-      <w:pPr>
-        <w:rPr>
-          <w:sz w:val="20"/>
-          <w:szCs w:val="20"/>
-        </w:rPr>
-      </w:pPr>
-      <w:r>
-        <w:rPr>
-          <w:sz w:val="20"/>
-          <w:szCs w:val="20"/>
-        </w:rPr>
-        <w:t>Round Robin treated all processes more equally but increased waiting time for short jobs.</w:t>
-      </w:r>
-    </w:p>
-    <w:p>
-      <w:pPr>
-        <w:rPr>
-          <w:sz w:val="28"/>
-          <w:szCs w:val="28"/>
-        </w:rPr>
-      </w:pPr>
-    </w:p>
-    <w:p>
-      <w:pPr>
-        <w:rPr>
-          <w:sz w:val="28"/>
-          <w:szCs w:val="28"/>
+        <w:tabs>
+          <w:tab w:val="left" w:pos="5221"/>
+        </w:tabs>
+        <w:rPr>
+          <w:sz w:val="28"/>
+          <w:szCs w:val="28"/>
+        </w:rPr>
+      </w:pPr>
+      <w:r>
+        <w:rPr>
+          <w:sz w:val="28"/>
+          <w:szCs w:val="28"/>
+        </w:rPr>
+        <w:tab/>
+      </w:r>
+    </w:p>
+    <w:p>
+      <w:pPr>
+        <w:tabs>
+          <w:tab w:val="left" w:pos="5221"/>
+        </w:tabs>
+        <w:rPr>
+          <w:sz w:val="28"/>
+          <w:szCs w:val="28"/>
+        </w:rPr>
+      </w:pPr>
+    </w:p>
+    <w:p>
+      <w:pPr>
+        <w:tabs>
+          <w:tab w:val="left" w:pos="5221"/>
+        </w:tabs>
+        <w:rPr>
+          <w:sz w:val="28"/>
+          <w:szCs w:val="28"/>
+        </w:rPr>
+      </w:pPr>
+    </w:p>
+    <w:p>
+      <w:pPr>
+        <w:tabs>
+          <w:tab w:val="left" w:pos="5221"/>
+        </w:tabs>
+        <w:rPr>
+          <w:sz w:val="28"/>
+          <w:szCs w:val="28"/>
+        </w:rPr>
+      </w:pPr>
+    </w:p>
+    <w:p>
+      <w:pPr>
+        <w:tabs>
+          <w:tab w:val="left" w:pos="5221"/>
+        </w:tabs>
+        <w:rPr>
+          <w:sz w:val="28"/>
+          <w:szCs w:val="28"/>
+        </w:rPr>
+      </w:pPr>
+    </w:p>
+    <w:p>
+      <w:pPr>
+        <w:tabs>
+          <w:tab w:val="left" w:pos="5221"/>
+        </w:tabs>
+        <w:rPr>
+          <w:sz w:val="28"/>
+          <w:szCs w:val="28"/>
+        </w:rPr>
+      </w:pPr>
+    </w:p>
+    <w:p>
+      <w:pPr>
+        <w:tabs>
+          <w:tab w:val="left" w:pos="5221"/>
+        </w:tabs>
+        <w:rPr>
+          <w:sz w:val="28"/>
+          <w:szCs w:val="28"/>
+        </w:rPr>
+      </w:pPr>
+    </w:p>
+    <w:p>
+      <w:pPr>
+        <w:tabs>
+          <w:tab w:val="left" w:pos="5221"/>
+        </w:tabs>
+        <w:rPr>
+          <w:sz w:val="28"/>
+          <w:szCs w:val="28"/>
+        </w:rPr>
+      </w:pPr>
+    </w:p>
+    <w:p>
+      <w:pPr>
+        <w:tabs>
+          <w:tab w:val="left" w:pos="5221"/>
+        </w:tabs>
+        <w:rPr>
+          <w:sz w:val="28"/>
+          <w:szCs w:val="28"/>
+        </w:rPr>
+      </w:pPr>
+    </w:p>
+    <w:p>
+      <w:pPr>
+        <w:tabs>
+          <w:tab w:val="left" w:pos="5221"/>
+        </w:tabs>
+        <w:rPr>
+          <w:sz w:val="28"/>
+          <w:szCs w:val="28"/>
+        </w:rPr>
+      </w:pPr>
+    </w:p>
+    <w:p>
+      <w:pPr>
+        <w:tabs>
+          <w:tab w:val="left" w:pos="5221"/>
+        </w:tabs>
+        <w:rPr>
+          <w:sz w:val="28"/>
+          <w:szCs w:val="28"/>
+        </w:rPr>
+      </w:pPr>
+      <w:r>
+        <w:rPr>
+          <w:sz w:val="28"/>
+          <w:szCs w:val="28"/>
+        </w:rPr>
+        <w:t>4.</w:t>
+      </w:r>
+      <w:r>
+        <w:rPr>
+          <w:sz w:val="28"/>
+          <w:szCs w:val="28"/>
+        </w:rPr>
+        <w:t>3</w:t>
+      </w:r>
+      <w:r>
+        <w:rPr>
+          <w:sz w:val="28"/>
+          <w:szCs w:val="28"/>
+        </w:rPr>
+        <w:t>.</w:t>
+      </w:r>
+      <w:r>
+        <w:t xml:space="preserve"> </w:t>
+      </w:r>
+      <w:r>
+        <w:rPr>
+          <w:sz w:val="28"/>
+          <w:szCs w:val="28"/>
+        </w:rPr>
+        <w:t xml:space="preserve">Scenario </w:t>
+      </w:r>
+      <w:r>
+        <w:rPr>
+          <w:sz w:val="28"/>
+          <w:szCs w:val="28"/>
+        </w:rPr>
+        <w:t>C</w:t>
+      </w:r>
+      <w:r>
+        <w:rPr>
+          <w:sz w:val="28"/>
+          <w:szCs w:val="28"/>
+        </w:rPr>
+        <w:t>— Interactive Fairness Case</w:t>
+      </w:r>
+    </w:p>
+    <w:p>
+      <w:pPr>
+        <w:tabs>
+          <w:tab w:val="left" w:pos="5221"/>
+        </w:tabs>
+        <w:rPr>
+          <w:sz w:val="20"/>
+          <w:szCs w:val="20"/>
+        </w:rPr>
+      </w:pPr>
+      <w:r>
+        <w:rPr>
+          <w:sz w:val="20"/>
+          <w:szCs w:val="20"/>
+        </w:rPr>
+        <w:t>Round Robin distributed CPU time evenly across all processes.</w:t>
+      </w:r>
+    </w:p>
+    <w:p>
+      <w:pPr>
+        <w:tabs>
+          <w:tab w:val="left" w:pos="5221"/>
+        </w:tabs>
+        <w:rPr>
+          <w:sz w:val="20"/>
+          <w:szCs w:val="20"/>
+        </w:rPr>
+      </w:pPr>
+      <w:r>
+        <w:rPr>
+          <w:sz w:val="20"/>
+          <w:szCs w:val="20"/>
+        </w:rPr>
+        <w:t>All processes received fast initial response times, demonstrating fairness.</w:t>
+      </w:r>
+    </w:p>
+    <w:p>
+      <w:pPr>
+        <w:tabs>
+          <w:tab w:val="left" w:pos="5221"/>
+        </w:tabs>
+        <w:rPr>
+          <w:sz w:val="20"/>
+          <w:szCs w:val="20"/>
         </w:rPr>
       </w:pPr>
       <w:r>
@@ -1626,10 +1861,10 @@
           <w:noProof/>
         </w:rPr>
         <w:drawing>
-          <wp:inline distT="0" distB="0" distL="0" distR="0" wp14:anchorId="38BA75FB" wp14:editId="751E4E6F">
+          <wp:inline distT="0" distB="0" distL="0" distR="0" wp14:anchorId="6AF368CC" wp14:editId="2779E4BE">
             <wp:extent cx="5943600" cy="3343275"/>
             <wp:effectExtent l="0" t="0" r="0" b="9525"/>
-            <wp:docPr id="1895625535" name="Picture 1"/>
+            <wp:docPr id="804740113" name="Picture 1"/>
             <wp:cNvGraphicFramePr>
               <a:graphicFrameLocks xmlns:a="http://schemas.openxmlformats.org/drawingml/2006/main" noChangeAspect="1"/>
             </wp:cNvGraphicFramePr>
@@ -1637,7 +1872,260 @@
               <a:graphicData uri="http://schemas.openxmlformats.org/drawingml/2006/picture">
                 <pic:pic xmlns:pic="http://schemas.openxmlformats.org/drawingml/2006/picture">
                   <pic:nvPicPr>
-                    <pic:cNvPr id="1895625535" name=""/>
+                    <pic:cNvPr id="804740113" name=""/>
+                    <pic:cNvPicPr/>
+                  </pic:nvPicPr>
+                  <pic:blipFill>
+                    <a:blip r:embed="rId6"/>
+                    <a:stretch>
+                      <a:fillRect/>
+                    </a:stretch>
+                  </pic:blipFill>
+                  <pic:spPr>
+                    <a:xfrm>
+                      <a:off x="0" y="0"/>
+                      <a:ext cx="5943600" cy="3343275"/>
+                    </a:xfrm>
+                    <a:prstGeom prst="rect">
+                      <a:avLst/>
+                    </a:prstGeom>
+                  </pic:spPr>
+                </pic:pic>
+              </a:graphicData>
+            </a:graphic>
+          </wp:inline>
+        </w:drawing>
+      </w:r>
+    </w:p>
+    <w:p>
+      <w:pPr>
+        <w:rPr>
+          <w:sz w:val="20"/>
+          <w:szCs w:val="20"/>
+        </w:rPr>
+      </w:pPr>
+    </w:p>
+    <w:p>
+      <w:pPr>
+        <w:rPr>
+          <w:sz w:val="20"/>
+          <w:szCs w:val="20"/>
+        </w:rPr>
+      </w:pPr>
+    </w:p>
+    <w:p>
+      <w:pPr>
+        <w:rPr>
+          <w:sz w:val="20"/>
+          <w:szCs w:val="20"/>
+        </w:rPr>
+      </w:pPr>
+    </w:p>
+    <w:p>
+      <w:pPr>
+        <w:rPr>
+          <w:sz w:val="20"/>
+          <w:szCs w:val="20"/>
+        </w:rPr>
+      </w:pPr>
+    </w:p>
+    <w:p>
+      <w:pPr>
+        <w:rPr>
+          <w:sz w:val="20"/>
+          <w:szCs w:val="20"/>
+        </w:rPr>
+      </w:pPr>
+    </w:p>
+    <w:p>
+      <w:pPr>
+        <w:rPr>
+          <w:sz w:val="20"/>
+          <w:szCs w:val="20"/>
+        </w:rPr>
+      </w:pPr>
+    </w:p>
+    <w:p>
+      <w:pPr>
+        <w:rPr>
+          <w:sz w:val="20"/>
+          <w:szCs w:val="20"/>
+        </w:rPr>
+      </w:pPr>
+    </w:p>
+    <w:p>
+      <w:pPr>
+        <w:rPr>
+          <w:sz w:val="20"/>
+          <w:szCs w:val="20"/>
+        </w:rPr>
+      </w:pPr>
+    </w:p>
+    <w:p>
+      <w:pPr>
+        <w:rPr>
+          <w:sz w:val="20"/>
+          <w:szCs w:val="20"/>
+        </w:rPr>
+      </w:pPr>
+    </w:p>
+    <w:p>
+      <w:pPr>
+        <w:rPr>
+          <w:sz w:val="20"/>
+          <w:szCs w:val="20"/>
+        </w:rPr>
+      </w:pPr>
+    </w:p>
+    <w:p>
+      <w:pPr>
+        <w:rPr>
+          <w:sz w:val="20"/>
+          <w:szCs w:val="20"/>
+        </w:rPr>
+      </w:pPr>
+    </w:p>
+    <w:p>
+      <w:pPr>
+        <w:rPr>
+          <w:sz w:val="20"/>
+          <w:szCs w:val="20"/>
+        </w:rPr>
+      </w:pPr>
+    </w:p>
+    <w:p>
+      <w:pPr>
+        <w:rPr>
+          <w:sz w:val="20"/>
+          <w:szCs w:val="20"/>
+        </w:rPr>
+      </w:pPr>
+    </w:p>
+    <w:p>
+      <w:pPr>
+        <w:rPr>
+          <w:sz w:val="20"/>
+          <w:szCs w:val="20"/>
+        </w:rPr>
+      </w:pPr>
+    </w:p>
+    <w:p>
+      <w:pPr>
+        <w:rPr>
+          <w:sz w:val="28"/>
+          <w:szCs w:val="28"/>
+        </w:rPr>
+      </w:pPr>
+      <w:r>
+        <w:rPr>
+          <w:sz w:val="28"/>
+          <w:szCs w:val="28"/>
+        </w:rPr>
+        <w:t>4.</w:t>
+      </w:r>
+      <w:r>
+        <w:rPr>
+          <w:sz w:val="28"/>
+          <w:szCs w:val="28"/>
+        </w:rPr>
+        <w:t>4</w:t>
+      </w:r>
+      <w:r>
+        <w:rPr>
+          <w:sz w:val="28"/>
+          <w:szCs w:val="28"/>
+        </w:rPr>
+        <w:t xml:space="preserve">. Scenario </w:t>
+      </w:r>
+      <w:r>
+        <w:rPr>
+          <w:sz w:val="28"/>
+          <w:szCs w:val="28"/>
+        </w:rPr>
+        <w:t>D</w:t>
+      </w:r>
+      <w:r>
+        <w:rPr>
+          <w:sz w:val="28"/>
+          <w:szCs w:val="28"/>
+        </w:rPr>
+        <w:t xml:space="preserve"> — </w:t>
+      </w:r>
+      <w:r>
+        <w:rPr>
+          <w:sz w:val="28"/>
+          <w:szCs w:val="28"/>
+        </w:rPr>
+        <w:t>Long-Job Sensitivity Case</w:t>
+      </w:r>
+    </w:p>
+    <w:p>
+      <w:pPr>
+        <w:rPr>
+          <w:sz w:val="20"/>
+          <w:szCs w:val="20"/>
+        </w:rPr>
+      </w:pPr>
+      <w:r>
+        <w:rPr>
+          <w:sz w:val="20"/>
+          <w:szCs w:val="20"/>
+        </w:rPr>
+        <w:t>S</w:t>
+      </w:r>
+      <w:r>
+        <w:rPr>
+          <w:sz w:val="20"/>
+          <w:szCs w:val="20"/>
+        </w:rPr>
+        <w:t>JF delayed the long process because shorter jobs were always preferred first. This improved efficiency for short processes but increased waiting time for the long process.</w:t>
+      </w:r>
+    </w:p>
+    <w:p>
+      <w:pPr>
+        <w:rPr>
+          <w:sz w:val="20"/>
+          <w:szCs w:val="20"/>
+        </w:rPr>
+      </w:pPr>
+      <w:r>
+        <w:rPr>
+          <w:sz w:val="20"/>
+          <w:szCs w:val="20"/>
+        </w:rPr>
+        <w:t>Round Robin allowed the long process to receive CPU time regularly through queue rotation, improving fairness and reducing starvation risk.</w:t>
+      </w:r>
+    </w:p>
+    <w:p>
+      <w:pPr>
+        <w:rPr>
+          <w:noProof/>
+        </w:rPr>
+      </w:pPr>
+    </w:p>
+    <w:p>
+      <w:pPr>
+        <w:rPr>
+          <w:noProof/>
+        </w:rPr>
+      </w:pPr>
+      <w:r>
+        <w:rPr>
+          <w:noProof/>
+        </w:rPr>
+        <w:drawing>
+          <wp:inline distT="0" distB="0" distL="0" distR="0" wp14:anchorId="5559917F" wp14:editId="1A9231D1">
+            <wp:extent cx="5943600" cy="3343275"/>
+            <wp:effectExtent l="0" t="0" r="0" b="9525"/>
+            <wp:docPr id="1673711580" name="Picture 1"/>
+            <wp:cNvGraphicFramePr>
+              <a:graphicFrameLocks xmlns:a="http://schemas.openxmlformats.org/drawingml/2006/main" noChangeAspect="1"/>
+            </wp:cNvGraphicFramePr>
+            <a:graphic xmlns:a="http://schemas.openxmlformats.org/drawingml/2006/main">
+              <a:graphicData uri="http://schemas.openxmlformats.org/drawingml/2006/picture">
+                <pic:pic xmlns:pic="http://schemas.openxmlformats.org/drawingml/2006/picture">
+                  <pic:nvPicPr>
+                    <pic:cNvPr id="1673711580" name=""/>
                     <pic:cNvPicPr/>
                   </pic:nvPicPr>
                   <pic:blipFill>
@@ -1665,124 +2153,106 @@
     <w:p>
       <w:pPr>
         <w:tabs>
-          <w:tab w:val="left" w:pos="5221"/>
-        </w:tabs>
-        <w:rPr>
-          <w:sz w:val="28"/>
-          <w:szCs w:val="28"/>
-        </w:rPr>
-      </w:pPr>
-      <w:r>
-        <w:rPr>
-          <w:sz w:val="28"/>
-          <w:szCs w:val="28"/>
-        </w:rPr>
-        <w:tab/>
-      </w:r>
-    </w:p>
-    <w:p>
-      <w:pPr>
-        <w:tabs>
-          <w:tab w:val="left" w:pos="5221"/>
-        </w:tabs>
-        <w:rPr>
-          <w:sz w:val="28"/>
-          <w:szCs w:val="28"/>
-        </w:rPr>
-      </w:pPr>
-    </w:p>
-    <w:p>
-      <w:pPr>
-        <w:tabs>
-          <w:tab w:val="left" w:pos="5221"/>
-        </w:tabs>
-        <w:rPr>
-          <w:sz w:val="28"/>
-          <w:szCs w:val="28"/>
-        </w:rPr>
-      </w:pPr>
-    </w:p>
-    <w:p>
-      <w:pPr>
-        <w:tabs>
-          <w:tab w:val="left" w:pos="5221"/>
-        </w:tabs>
-        <w:rPr>
-          <w:sz w:val="28"/>
-          <w:szCs w:val="28"/>
-        </w:rPr>
-      </w:pPr>
-    </w:p>
-    <w:p>
-      <w:pPr>
-        <w:tabs>
-          <w:tab w:val="left" w:pos="5221"/>
-        </w:tabs>
-        <w:rPr>
-          <w:sz w:val="28"/>
-          <w:szCs w:val="28"/>
-        </w:rPr>
-      </w:pPr>
-    </w:p>
-    <w:p>
-      <w:pPr>
-        <w:tabs>
-          <w:tab w:val="left" w:pos="5221"/>
-        </w:tabs>
-        <w:rPr>
-          <w:sz w:val="28"/>
-          <w:szCs w:val="28"/>
-        </w:rPr>
-      </w:pPr>
-    </w:p>
-    <w:p>
-      <w:pPr>
-        <w:tabs>
-          <w:tab w:val="left" w:pos="5221"/>
-        </w:tabs>
-        <w:rPr>
-          <w:sz w:val="28"/>
-          <w:szCs w:val="28"/>
-        </w:rPr>
-      </w:pPr>
-    </w:p>
-    <w:p>
-      <w:pPr>
-        <w:tabs>
-          <w:tab w:val="left" w:pos="5221"/>
-        </w:tabs>
-        <w:rPr>
-          <w:sz w:val="28"/>
-          <w:szCs w:val="28"/>
-        </w:rPr>
-      </w:pPr>
-    </w:p>
-    <w:p>
-      <w:pPr>
-        <w:tabs>
-          <w:tab w:val="left" w:pos="5221"/>
-        </w:tabs>
-        <w:rPr>
-          <w:sz w:val="28"/>
-          <w:szCs w:val="28"/>
-        </w:rPr>
-      </w:pPr>
-    </w:p>
-    <w:p>
-      <w:pPr>
-        <w:tabs>
-          <w:tab w:val="left" w:pos="5221"/>
-        </w:tabs>
-        <w:rPr>
-          <w:sz w:val="28"/>
-          <w:szCs w:val="28"/>
-        </w:rPr>
-      </w:pPr>
-    </w:p>
-    <w:p>
-      <w:pPr>
-        <w:tabs>
-          <w:tab w:val="left" w:pos="5221"/>
+          <w:tab w:val="left" w:pos="5731"/>
+        </w:tabs>
+        <w:rPr>
+          <w:sz w:val="20"/>
+          <w:szCs w:val="20"/>
+        </w:rPr>
+      </w:pPr>
+    </w:p>
+    <w:p>
+      <w:pPr>
+        <w:tabs>
+          <w:tab w:val="left" w:pos="5731"/>
+        </w:tabs>
+        <w:rPr>
+          <w:sz w:val="20"/>
+          <w:szCs w:val="20"/>
+        </w:rPr>
+      </w:pPr>
+    </w:p>
+    <w:p>
+      <w:pPr>
+        <w:tabs>
+          <w:tab w:val="left" w:pos="5731"/>
+        </w:tabs>
+        <w:rPr>
+          <w:sz w:val="20"/>
+          <w:szCs w:val="20"/>
+        </w:rPr>
+      </w:pPr>
+    </w:p>
+    <w:p>
+      <w:pPr>
+        <w:tabs>
+          <w:tab w:val="left" w:pos="5731"/>
+        </w:tabs>
+        <w:rPr>
+          <w:sz w:val="20"/>
+          <w:szCs w:val="20"/>
+        </w:rPr>
+      </w:pPr>
+    </w:p>
+    <w:p>
+      <w:pPr>
+        <w:tabs>
+          <w:tab w:val="left" w:pos="5731"/>
+        </w:tabs>
+        <w:rPr>
+          <w:sz w:val="20"/>
+          <w:szCs w:val="20"/>
+        </w:rPr>
+      </w:pPr>
+    </w:p>
+    <w:p>
+      <w:pPr>
+        <w:tabs>
+          <w:tab w:val="left" w:pos="5731"/>
+        </w:tabs>
+        <w:rPr>
+          <w:sz w:val="20"/>
+          <w:szCs w:val="20"/>
+        </w:rPr>
+      </w:pPr>
+    </w:p>
+    <w:p>
+      <w:pPr>
+        <w:tabs>
+          <w:tab w:val="left" w:pos="5731"/>
+        </w:tabs>
+        <w:rPr>
+          <w:sz w:val="20"/>
+          <w:szCs w:val="20"/>
+        </w:rPr>
+      </w:pPr>
+    </w:p>
+    <w:p>
+      <w:pPr>
+        <w:tabs>
+          <w:tab w:val="left" w:pos="5731"/>
+        </w:tabs>
+        <w:rPr>
+          <w:sz w:val="20"/>
+          <w:szCs w:val="20"/>
+        </w:rPr>
+      </w:pPr>
+    </w:p>
+    <w:p>
+      <w:pPr>
+        <w:tabs>
+          <w:tab w:val="left" w:pos="5731"/>
+        </w:tabs>
+        <w:rPr>
+          <w:sz w:val="20"/>
+          <w:szCs w:val="20"/>
+        </w:rPr>
+      </w:pPr>
+    </w:p>
+    <w:p>
+      <w:pPr>
+        <w:tabs>
+          <w:tab w:val="left" w:pos="5731"/>
         </w:tabs>
         <w:rPr>
           <w:sz w:val="28"/>
@@ -1795,63 +2265,60 @@
           <w:szCs w:val="28"/>
         </w:rPr>
         <w:lastRenderedPageBreak/>
-        <w:t>4.4.</w:t>
-      </w:r>
-      <w:r>
-        <w:t xml:space="preserve"> </w:t>
-      </w:r>
-      <w:r>
-        <w:rPr>
-          <w:sz w:val="28"/>
-          <w:szCs w:val="28"/>
-        </w:rPr>
-        <w:t>Scenario D — Interactive Fairness Case</w:t>
-      </w:r>
-    </w:p>
-    <w:p>
-      <w:pPr>
-        <w:tabs>
-          <w:tab w:val="left" w:pos="5221"/>
-        </w:tabs>
-        <w:rPr>
-          <w:sz w:val="20"/>
-          <w:szCs w:val="20"/>
-        </w:rPr>
-      </w:pPr>
-      <w:r>
-        <w:rPr>
-          <w:sz w:val="20"/>
-          <w:szCs w:val="20"/>
-        </w:rPr>
-        <w:t>Round Robin distributed CPU time evenly across all processes.</w:t>
-      </w:r>
-    </w:p>
-    <w:p>
-      <w:pPr>
-        <w:tabs>
-          <w:tab w:val="left" w:pos="5221"/>
-        </w:tabs>
-        <w:rPr>
-          <w:sz w:val="20"/>
-          <w:szCs w:val="20"/>
-        </w:rPr>
-      </w:pPr>
-      <w:r>
-        <w:rPr>
-          <w:sz w:val="20"/>
-          <w:szCs w:val="20"/>
-        </w:rPr>
-        <w:t>All processes received fast initial response times, demonstrating fairness.</w:t>
-      </w:r>
-    </w:p>
-    <w:p>
-      <w:pPr>
-        <w:tabs>
-          <w:tab w:val="left" w:pos="5221"/>
-        </w:tabs>
-        <w:rPr>
-          <w:sz w:val="20"/>
-          <w:szCs w:val="20"/>
+        <w:t xml:space="preserve">4.5. </w:t>
+      </w:r>
+      <w:r>
+        <w:rPr>
+          <w:sz w:val="28"/>
+          <w:szCs w:val="28"/>
+        </w:rPr>
+        <w:t>Scenario E — Validation Case</w:t>
+      </w:r>
+    </w:p>
+    <w:p>
+      <w:pPr>
+        <w:tabs>
+          <w:tab w:val="left" w:pos="5731"/>
+        </w:tabs>
+        <w:rPr>
+          <w:sz w:val="22"/>
+          <w:szCs w:val="22"/>
+        </w:rPr>
+      </w:pPr>
+      <w:r>
+        <w:rPr>
+          <w:sz w:val="22"/>
+          <w:szCs w:val="22"/>
+        </w:rPr>
+        <w:t xml:space="preserve">The simulator safely rejected invalid inputs such as negative burst times and invalid quantum values. </w:t>
+      </w:r>
+    </w:p>
+    <w:p>
+      <w:pPr>
+        <w:tabs>
+          <w:tab w:val="left" w:pos="5731"/>
+        </w:tabs>
+        <w:rPr>
+          <w:sz w:val="22"/>
+          <w:szCs w:val="22"/>
+        </w:rPr>
+      </w:pPr>
+      <w:r>
+        <w:rPr>
+          <w:sz w:val="22"/>
+          <w:szCs w:val="22"/>
+        </w:rPr>
+        <w:t>Input validation improved simulator reliability and prevented runtime errors.</w:t>
+      </w:r>
+    </w:p>
+    <w:p>
+      <w:pPr>
+        <w:tabs>
+          <w:tab w:val="left" w:pos="5731"/>
+        </w:tabs>
+        <w:rPr>
+          <w:sz w:val="22"/>
+          <w:szCs w:val="22"/>
         </w:rPr>
       </w:pPr>
       <w:r>
@@ -1859,10 +2326,10 @@
           <w:noProof/>
         </w:rPr>
         <w:drawing>
-          <wp:inline distT="0" distB="0" distL="0" distR="0" wp14:anchorId="714EDFE4" wp14:editId="0D238357">
+          <wp:inline distT="0" distB="0" distL="0" distR="0" wp14:anchorId="290F31A2" wp14:editId="3C441D3F">
             <wp:extent cx="5943600" cy="3343275"/>
             <wp:effectExtent l="0" t="0" r="0" b="9525"/>
-            <wp:docPr id="172593177" name="Picture 1"/>
+            <wp:docPr id="57808701" name="Picture 1"/>
             <wp:cNvGraphicFramePr>
               <a:graphicFrameLocks xmlns:a="http://schemas.openxmlformats.org/drawingml/2006/main" noChangeAspect="1"/>
             </wp:cNvGraphicFramePr>
@@ -1870,7 +2337,7 @@
               <a:graphicData uri="http://schemas.openxmlformats.org/drawingml/2006/picture">
                 <pic:pic xmlns:pic="http://schemas.openxmlformats.org/drawingml/2006/picture">
                   <pic:nvPicPr>
-                    <pic:cNvPr id="172593177" name=""/>
+                    <pic:cNvPr id="57808701" name=""/>
                     <pic:cNvPicPr/>
                   </pic:nvPicPr>
                   <pic:blipFill>
@@ -1897,184 +2364,23 @@
     </w:p>
     <w:p>
       <w:pPr>
-        <w:rPr>
-          <w:sz w:val="20"/>
-          <w:szCs w:val="20"/>
-        </w:rPr>
-      </w:pPr>
-    </w:p>
-    <w:p>
-      <w:pPr>
-        <w:rPr>
-          <w:sz w:val="20"/>
-          <w:szCs w:val="20"/>
-        </w:rPr>
-      </w:pPr>
-    </w:p>
-    <w:p>
-      <w:pPr>
-        <w:rPr>
-          <w:sz w:val="20"/>
-          <w:szCs w:val="20"/>
-        </w:rPr>
-      </w:pPr>
-    </w:p>
-    <w:p>
-      <w:pPr>
-        <w:rPr>
-          <w:sz w:val="20"/>
-          <w:szCs w:val="20"/>
-        </w:rPr>
-      </w:pPr>
-    </w:p>
-    <w:p>
-      <w:pPr>
-        <w:rPr>
-          <w:sz w:val="20"/>
-          <w:szCs w:val="20"/>
-        </w:rPr>
-      </w:pPr>
-    </w:p>
-    <w:p>
-      <w:pPr>
-        <w:rPr>
-          <w:sz w:val="20"/>
-          <w:szCs w:val="20"/>
-        </w:rPr>
-      </w:pPr>
-    </w:p>
-    <w:p>
-      <w:pPr>
-        <w:rPr>
-          <w:sz w:val="20"/>
-          <w:szCs w:val="20"/>
-        </w:rPr>
-      </w:pPr>
-    </w:p>
-    <w:p>
-      <w:pPr>
-        <w:rPr>
-          <w:sz w:val="20"/>
-          <w:szCs w:val="20"/>
-        </w:rPr>
-      </w:pPr>
-    </w:p>
-    <w:p>
-      <w:pPr>
-        <w:rPr>
-          <w:sz w:val="20"/>
-          <w:szCs w:val="20"/>
-        </w:rPr>
-      </w:pPr>
-    </w:p>
-    <w:p>
-      <w:pPr>
-        <w:rPr>
-          <w:sz w:val="20"/>
-          <w:szCs w:val="20"/>
-        </w:rPr>
-      </w:pPr>
-    </w:p>
-    <w:p>
-      <w:pPr>
-        <w:rPr>
-          <w:sz w:val="20"/>
-          <w:szCs w:val="20"/>
-        </w:rPr>
-      </w:pPr>
-    </w:p>
-    <w:p>
-      <w:pPr>
-        <w:rPr>
-          <w:sz w:val="20"/>
-          <w:szCs w:val="20"/>
-        </w:rPr>
-      </w:pPr>
-    </w:p>
-    <w:p>
-      <w:pPr>
-        <w:rPr>
-          <w:sz w:val="20"/>
-          <w:szCs w:val="20"/>
-        </w:rPr>
-      </w:pPr>
-    </w:p>
-    <w:p>
-      <w:pPr>
-        <w:rPr>
-          <w:sz w:val="20"/>
-          <w:szCs w:val="20"/>
-        </w:rPr>
-      </w:pPr>
-    </w:p>
-    <w:p>
-      <w:pPr>
-        <w:rPr>
-          <w:sz w:val="28"/>
-          <w:szCs w:val="28"/>
-        </w:rPr>
-      </w:pPr>
-      <w:r>
-        <w:rPr>
-          <w:sz w:val="28"/>
-          <w:szCs w:val="28"/>
-        </w:rPr>
-        <w:lastRenderedPageBreak/>
-        <w:t xml:space="preserve">4.5. </w:t>
-      </w:r>
-      <w:r>
-        <w:rPr>
-          <w:sz w:val="28"/>
-          <w:szCs w:val="28"/>
-        </w:rPr>
-        <w:t>Scenario E — Validation Case</w:t>
-      </w:r>
-    </w:p>
-    <w:p>
-      <w:pPr>
-        <w:rPr>
-          <w:sz w:val="20"/>
-          <w:szCs w:val="20"/>
-        </w:rPr>
-      </w:pPr>
-      <w:r>
-        <w:rPr>
-          <w:sz w:val="20"/>
-          <w:szCs w:val="20"/>
-        </w:rPr>
-        <w:t>The simulator safely rejected invalid inputs such as negative burst times and invalid quantum values.</w:t>
-      </w:r>
-    </w:p>
-    <w:p>
-      <w:pPr>
-        <w:rPr>
-          <w:sz w:val="20"/>
-          <w:szCs w:val="20"/>
-        </w:rPr>
-      </w:pPr>
-      <w:r>
-        <w:rPr>
-          <w:sz w:val="20"/>
-          <w:szCs w:val="20"/>
-        </w:rPr>
-        <w:t>Input validation improved simulator reliability and prevented runtime errors.</w:t>
-      </w:r>
-    </w:p>
-    <w:p>
-      <w:pPr>
+        <w:tabs>
+          <w:tab w:val="left" w:pos="5731"/>
+        </w:tabs>
+        <w:rPr>
+          <w:sz w:val="36"/>
+          <w:szCs w:val="36"/>
+        </w:rPr>
+      </w:pPr>
+      <w:r>
         <w:rPr>
           <w:noProof/>
         </w:rPr>
-      </w:pPr>
-      <w:r>
-        <w:rPr>
-          <w:noProof/>
-        </w:rPr>
         <w:drawing>
-          <wp:inline distT="0" distB="0" distL="0" distR="0" wp14:anchorId="3F6A3B7A" wp14:editId="6CFFE221">
+          <wp:inline distT="0" distB="0" distL="0" distR="0" wp14:anchorId="29075FAB" wp14:editId="0E5AAC8C">
             <wp:extent cx="5943600" cy="3343275"/>
             <wp:effectExtent l="0" t="0" r="0" b="9525"/>
-            <wp:docPr id="900900880" name="Picture 1"/>
+            <wp:docPr id="1945441277" name="Picture 1"/>
             <wp:cNvGraphicFramePr>
               <a:graphicFrameLocks xmlns:a="http://schemas.openxmlformats.org/drawingml/2006/main" noChangeAspect="1"/>
             </wp:cNvGraphicFramePr>
@@ -2082,7 +2388,7 @@
               <a:graphicData uri="http://schemas.openxmlformats.org/drawingml/2006/picture">
                 <pic:pic xmlns:pic="http://schemas.openxmlformats.org/drawingml/2006/picture">
                   <pic:nvPicPr>
-                    <pic:cNvPr id="900900880" name=""/>
+                    <pic:cNvPr id="1945441277" name=""/>
                     <pic:cNvPicPr/>
                   </pic:nvPicPr>
                   <pic:blipFill>
@@ -2109,64 +2415,6 @@
     </w:p>
     <w:p>
       <w:pPr>
-        <w:rPr>
-          <w:noProof/>
-        </w:rPr>
-      </w:pPr>
-      <w:r>
-        <w:rPr>
-          <w:noProof/>
-        </w:rPr>
-        <w:drawing>
-          <wp:inline distT="0" distB="0" distL="0" distR="0" wp14:anchorId="2C50B31D" wp14:editId="38BEA0B1">
-            <wp:extent cx="5943600" cy="3343275"/>
-            <wp:effectExtent l="0" t="0" r="0" b="9525"/>
-            <wp:docPr id="1400876793" name="Picture 1"/>
-            <wp:cNvGraphicFramePr>
-              <a:graphicFrameLocks xmlns:a="http://schemas.openxmlformats.org/drawingml/2006/main" noChangeAspect="1"/>
-            </wp:cNvGraphicFramePr>
-            <a:graphic xmlns:a="http://schemas.openxmlformats.org/drawingml/2006/main">
-              <a:graphicData uri="http://schemas.openxmlformats.org/drawingml/2006/picture">
-                <pic:pic xmlns:pic="http://schemas.openxmlformats.org/drawingml/2006/picture">
-                  <pic:nvPicPr>
-                    <pic:cNvPr id="1400876793" name=""/>
-                    <pic:cNvPicPr/>
-                  </pic:nvPicPr>
-                  <pic:blipFill>
-                    <a:blip r:embed="rId10"/>
-                    <a:stretch>
-                      <a:fillRect/>
-                    </a:stretch>
-                  </pic:blipFill>
-                  <pic:spPr>
-                    <a:xfrm>
-                      <a:off x="0" y="0"/>
-                      <a:ext cx="5943600" cy="3343275"/>
-                    </a:xfrm>
-                    <a:prstGeom prst="rect">
-                      <a:avLst/>
-                    </a:prstGeom>
-                  </pic:spPr>
-                </pic:pic>
-              </a:graphicData>
-            </a:graphic>
-          </wp:inline>
-        </w:drawing>
-      </w:r>
-    </w:p>
-    <w:p>
-      <w:pPr>
-        <w:tabs>
-          <w:tab w:val="left" w:pos="5731"/>
-        </w:tabs>
-        <w:rPr>
-          <w:sz w:val="20"/>
-          <w:szCs w:val="20"/>
-        </w:rPr>
-      </w:pPr>
-    </w:p>
-    <w:p>
-      <w:pPr>
         <w:tabs>
           <w:tab w:val="left" w:pos="5731"/>
         </w:tabs>
@@ -2175,20 +2423,24 @@
           <w:szCs w:val="36"/>
         </w:rPr>
       </w:pPr>
-      <w:r>
+    </w:p>
+    <w:p>
+      <w:pPr>
+        <w:tabs>
+          <w:tab w:val="left" w:pos="5731"/>
+        </w:tabs>
         <w:rPr>
           <w:sz w:val="36"/>
           <w:szCs w:val="36"/>
         </w:rPr>
-        <w:lastRenderedPageBreak/>
-        <w:t xml:space="preserve">7. </w:t>
-      </w:r>
+      </w:pPr>
       <w:r>
         <w:rPr>
           <w:sz w:val="36"/>
           <w:szCs w:val="36"/>
         </w:rPr>
-        <w:t>Comparison</w:t>
+        <w:lastRenderedPageBreak/>
+        <w:t>7. Comparison</w:t>
       </w:r>
     </w:p>
     <w:p>
@@ -2198,7 +2450,7 @@
         </w:tabs>
       </w:pPr>
       <w:r>
-        <w:t>Comparison between RR and SRTF:</w:t>
+        <w:t>Comparison between RR and SJF:</w:t>
       </w:r>
     </w:p>
     <w:p>
@@ -2208,7 +2460,7 @@
         </w:tabs>
       </w:pPr>
       <w:r>
-        <w:t>- SRTF produced lower average waiting time.</w:t>
+        <w:t>- SJF produced lower average waiting time.</w:t>
       </w:r>
     </w:p>
     <w:p>
@@ -2238,7 +2490,7 @@
         </w:tabs>
       </w:pPr>
       <w:r>
-        <w:t>- SRTF was more efficient for short processes.</w:t>
+        <w:t>- SJF was more efficient for short processes.</w:t>
       </w:r>
     </w:p>
     <w:p>
@@ -2256,18 +2508,247 @@
         <w:tabs>
           <w:tab w:val="left" w:pos="5731"/>
         </w:tabs>
-        <w:rPr>
+      </w:pPr>
+      <w:r>
+        <w:t xml:space="preserve">  but made the algorithm behave similarly to FCFS.</w:t>
+      </w:r>
+    </w:p>
+    <w:p>
+      <w:pPr>
+        <w:tabs>
+          <w:tab w:val="left" w:pos="5731"/>
+        </w:tabs>
+        <w:rPr>
+          <w:rFonts w:hint="cs"/>
           <w:sz w:val="36"/>
           <w:szCs w:val="36"/>
-        </w:rPr>
-      </w:pPr>
-      <w:r>
-        <w:t xml:space="preserve">  but made the algorithm behave similarly to FCFS.</w:t>
-      </w:r>
+          <w:rtl/>
+        </w:rPr>
+      </w:pPr>
       <w:r>
         <w:rPr>
           <w:sz w:val="36"/>
           <w:szCs w:val="36"/>
+        </w:rPr>
+        <w:t>8. Conclusion</w:t>
+      </w:r>
+    </w:p>
+    <w:p>
+      <w:pPr>
+        <w:tabs>
+          <w:tab w:val="left" w:pos="5731"/>
+        </w:tabs>
+        <w:rPr>
+          <w:sz w:val="22"/>
+          <w:szCs w:val="22"/>
+        </w:rPr>
+      </w:pPr>
+      <w:r>
+        <w:rPr>
+          <w:sz w:val="22"/>
+          <w:szCs w:val="22"/>
+        </w:rPr>
+        <w:t>The project successfully compared Round Robin and SJF</w:t>
+      </w:r>
+    </w:p>
+    <w:p>
+      <w:pPr>
+        <w:tabs>
+          <w:tab w:val="left" w:pos="5731"/>
+        </w:tabs>
+        <w:rPr>
+          <w:sz w:val="22"/>
+          <w:szCs w:val="22"/>
+        </w:rPr>
+      </w:pPr>
+      <w:r>
+        <w:rPr>
+          <w:sz w:val="22"/>
+          <w:szCs w:val="22"/>
+        </w:rPr>
+        <w:t>CPU scheduling algorithms using the same workload.</w:t>
+      </w:r>
+    </w:p>
+    <w:p>
+      <w:pPr>
+        <w:tabs>
+          <w:tab w:val="left" w:pos="5731"/>
+        </w:tabs>
+        <w:rPr>
+          <w:sz w:val="22"/>
+          <w:szCs w:val="22"/>
+        </w:rPr>
+      </w:pPr>
+    </w:p>
+    <w:p>
+      <w:pPr>
+        <w:tabs>
+          <w:tab w:val="left" w:pos="5731"/>
+        </w:tabs>
+        <w:rPr>
+          <w:sz w:val="22"/>
+          <w:szCs w:val="22"/>
+        </w:rPr>
+      </w:pPr>
+      <w:r>
+        <w:rPr>
+          <w:sz w:val="22"/>
+          <w:szCs w:val="22"/>
+        </w:rPr>
+        <w:t>Round Robin provided better fairness and faster response</w:t>
+      </w:r>
+    </w:p>
+    <w:p>
+      <w:pPr>
+        <w:tabs>
+          <w:tab w:val="left" w:pos="5731"/>
+        </w:tabs>
+        <w:rPr>
+          <w:sz w:val="22"/>
+          <w:szCs w:val="22"/>
+        </w:rPr>
+      </w:pPr>
+      <w:r>
+        <w:rPr>
+          <w:sz w:val="22"/>
+          <w:szCs w:val="22"/>
+        </w:rPr>
+        <w:t>times for interactive processes because CPU time was</w:t>
+      </w:r>
+    </w:p>
+    <w:p>
+      <w:pPr>
+        <w:tabs>
+          <w:tab w:val="left" w:pos="5731"/>
+        </w:tabs>
+        <w:rPr>
+          <w:sz w:val="22"/>
+          <w:szCs w:val="22"/>
+        </w:rPr>
+      </w:pPr>
+      <w:r>
+        <w:rPr>
+          <w:sz w:val="22"/>
+          <w:szCs w:val="22"/>
+        </w:rPr>
+        <w:t>distributed equally among ready processes.</w:t>
+      </w:r>
+    </w:p>
+    <w:p>
+      <w:pPr>
+        <w:tabs>
+          <w:tab w:val="left" w:pos="5731"/>
+        </w:tabs>
+        <w:rPr>
+          <w:sz w:val="22"/>
+          <w:szCs w:val="22"/>
+        </w:rPr>
+      </w:pPr>
+    </w:p>
+    <w:p>
+      <w:pPr>
+        <w:tabs>
+          <w:tab w:val="left" w:pos="5731"/>
+        </w:tabs>
+        <w:rPr>
+          <w:sz w:val="22"/>
+          <w:szCs w:val="22"/>
+        </w:rPr>
+      </w:pPr>
+      <w:r>
+        <w:rPr>
+          <w:sz w:val="22"/>
+          <w:szCs w:val="22"/>
+        </w:rPr>
+        <w:t>SJF achieved lower average waiting time and turnaround time</w:t>
+      </w:r>
+    </w:p>
+    <w:p>
+      <w:pPr>
+        <w:tabs>
+          <w:tab w:val="left" w:pos="5731"/>
+        </w:tabs>
+        <w:rPr>
+          <w:sz w:val="22"/>
+          <w:szCs w:val="22"/>
+        </w:rPr>
+      </w:pPr>
+      <w:r>
+        <w:rPr>
+          <w:sz w:val="22"/>
+          <w:szCs w:val="22"/>
+        </w:rPr>
+        <w:t>by prioritizing shorter processes, making it more efficient</w:t>
+      </w:r>
+    </w:p>
+    <w:p>
+      <w:pPr>
+        <w:tabs>
+          <w:tab w:val="left" w:pos="5731"/>
+        </w:tabs>
+        <w:rPr>
+          <w:sz w:val="22"/>
+          <w:szCs w:val="22"/>
+        </w:rPr>
+      </w:pPr>
+      <w:r>
+        <w:rPr>
+          <w:sz w:val="22"/>
+          <w:szCs w:val="22"/>
+        </w:rPr>
+        <w:t>for short-job workloads.</w:t>
+      </w:r>
+    </w:p>
+    <w:p>
+      <w:pPr>
+        <w:tabs>
+          <w:tab w:val="left" w:pos="5731"/>
+        </w:tabs>
+        <w:rPr>
+          <w:sz w:val="22"/>
+          <w:szCs w:val="22"/>
+        </w:rPr>
+      </w:pPr>
+    </w:p>
+    <w:p>
+      <w:pPr>
+        <w:tabs>
+          <w:tab w:val="left" w:pos="5731"/>
+        </w:tabs>
+        <w:rPr>
+          <w:sz w:val="22"/>
+          <w:szCs w:val="22"/>
+        </w:rPr>
+      </w:pPr>
+      <w:r>
+        <w:rPr>
+          <w:sz w:val="22"/>
+          <w:szCs w:val="22"/>
+        </w:rPr>
+        <w:t>The experiment demonstrated the trade-off between fairness</w:t>
+      </w:r>
+    </w:p>
+    <w:p>
+      <w:pPr>
+        <w:tabs>
+          <w:tab w:val="left" w:pos="5731"/>
+        </w:tabs>
+        <w:rPr>
+          <w:sz w:val="22"/>
+          <w:szCs w:val="22"/>
+        </w:rPr>
+      </w:pPr>
+      <w:r>
+        <w:rPr>
+          <w:sz w:val="22"/>
+          <w:szCs w:val="22"/>
+        </w:rPr>
+        <w:t>and efficiency in CPU scheduling algorithms.</w:t>
+      </w:r>
+      <w:r>
+        <w:rPr>
+          <w:sz w:val="22"/>
+          <w:szCs w:val="22"/>
         </w:rPr>
         <w:tab/>
       </w:r>
